--- a/Lab Manual Docs/Exp_04_CSS_Styling.docx
+++ b/Lab Manual Docs/Exp_04_CSS_Styling.docx
@@ -2,6 +2,352 @@
 <file path=word/document.xml><?xml version="1.0" encoding="utf-8"?>
 <w:document xmlns:wpc="http://schemas.microsoft.com/office/word/2010/wordprocessingCanvas" xmlns:mo="http://schemas.microsoft.com/office/mac/office/2008/main" xmlns:mc="http://schemas.openxmlformats.org/markup-compatibility/2006" xmlns:mv="urn:schemas-microsoft-com:mac:vml" xmlns:o="urn:schemas-microsoft-com:office:office" xmlns:r="http://schemas.openxmlformats.org/officeDocument/2006/relationships" xmlns:m="http://schemas.openxmlformats.org/officeDocument/2006/math" xmlns:v="urn:schemas-microsoft-com:vml" xmlns:wp14="http://schemas.microsoft.com/office/word/2010/wordprocessingDrawing" xmlns:wp="http://schemas.openxmlformats.org/drawingml/2006/wordprocessingDrawing" xmlns:w10="urn:schemas-microsoft-com:office:word" xmlns:w="http://schemas.openxmlformats.org/wordprocessingml/2006/main" xmlns:w14="http://schemas.microsoft.com/office/word/2010/wordml" xmlns:wpg="http://schemas.microsoft.com/office/word/2010/wordprocessingGroup" xmlns:wpi="http://schemas.microsoft.com/office/word/2010/wordprocessingInk" xmlns:wne="http://schemas.microsoft.com/office/word/2006/wordml" xmlns:wps="http://schemas.microsoft.com/office/word/2010/wordprocessingShape" mc:Ignorable="w14 wp14">
   <w:body>
+    <w:tbl>
+      <w:tblPr>
+        <w:tblW w:type="auto" w:w="0"/>
+        <w:jc w:val="center"/>
+        <w:tblLook w:firstColumn="1" w:firstRow="1" w:lastColumn="0" w:lastRow="0" w:noHBand="0" w:noVBand="1" w:val="04A0"/>
+        <w:tblBorders>
+          <w:top w:val="single" w:sz="8" w:space="0" w:color="000000"/>
+          <w:left w:val="single" w:sz="8" w:space="0" w:color="000000"/>
+          <w:bottom w:val="single" w:sz="8" w:space="0" w:color="000000"/>
+          <w:right w:val="single" w:sz="8" w:space="0" w:color="000000"/>
+          <w:insideH w:val="single" w:sz="8" w:space="0" w:color="000000"/>
+          <w:insideV w:val="single" w:sz="8" w:space="0" w:color="000000"/>
+        </w:tblBorders>
+      </w:tblPr>
+      <w:tblGrid>
+        <w:gridCol w:w="4320"/>
+        <w:gridCol w:w="4320"/>
+      </w:tblGrid>
+      <w:tr>
+        <w:tc>
+          <w:tcPr>
+            <w:tcW w:type="dxa" w:w="2592"/>
+            <w:tcMar>
+              <w:top w:w="100" w:type="dxa"/>
+              <w:bottom w:w="100" w:type="dxa"/>
+              <w:left w:w="140" w:type="dxa"/>
+              <w:right w:w="140" w:type="dxa"/>
+            </w:tcMar>
+          </w:tcPr>
+          <w:p>
+            <w:pPr>
+              <w:spacing w:before="0" w:after="0" w:line="276" w:lineRule="auto"/>
+              <w:jc w:val="left"/>
+            </w:pPr>
+            <w:r>
+              <w:rPr>
+                <w:rFonts w:ascii="Calibri" w:hAnsi="Calibri"/>
+                <w:b/>
+                <w:color w:val="000000"/>
+                <w:sz w:val="21"/>
+              </w:rPr>
+              <w:t>NAME</w:t>
+            </w:r>
+          </w:p>
+        </w:tc>
+        <w:tc>
+          <w:tcPr>
+            <w:tcW w:type="dxa" w:w="6768"/>
+            <w:tcMar>
+              <w:top w:w="100" w:type="dxa"/>
+              <w:bottom w:w="100" w:type="dxa"/>
+              <w:left w:w="140" w:type="dxa"/>
+              <w:right w:w="140" w:type="dxa"/>
+            </w:tcMar>
+          </w:tcPr>
+          <w:p>
+            <w:pPr>
+              <w:spacing w:before="0" w:after="0" w:line="276" w:lineRule="auto"/>
+              <w:jc w:val="left"/>
+            </w:pPr>
+            <w:r>
+              <w:rPr>
+                <w:rFonts w:ascii="Calibri" w:hAnsi="Calibri"/>
+                <w:color w:val="000000"/>
+                <w:sz w:val="21"/>
+              </w:rPr>
+              <w:t>Kimaya Teli</w:t>
+              <w:br/>
+              <w:t>Abhishek kumar Kairamkonda</w:t>
+              <w:br/>
+              <w:t>Krishna Somani</w:t>
+            </w:r>
+          </w:p>
+        </w:tc>
+      </w:tr>
+      <w:tr>
+        <w:tc>
+          <w:tcPr>
+            <w:tcW w:type="dxa" w:w="2592"/>
+            <w:tcMar>
+              <w:top w:w="100" w:type="dxa"/>
+              <w:bottom w:w="100" w:type="dxa"/>
+              <w:left w:w="140" w:type="dxa"/>
+              <w:right w:w="140" w:type="dxa"/>
+            </w:tcMar>
+          </w:tcPr>
+          <w:p>
+            <w:pPr>
+              <w:spacing w:before="0" w:after="0" w:line="276" w:lineRule="auto"/>
+              <w:jc w:val="left"/>
+            </w:pPr>
+            <w:r>
+              <w:rPr>
+                <w:rFonts w:ascii="Calibri" w:hAnsi="Calibri"/>
+                <w:b/>
+                <w:color w:val="000000"/>
+                <w:sz w:val="21"/>
+              </w:rPr>
+              <w:t>ROLL NO</w:t>
+            </w:r>
+          </w:p>
+        </w:tc>
+        <w:tc>
+          <w:tcPr>
+            <w:tcW w:type="dxa" w:w="6768"/>
+            <w:tcMar>
+              <w:top w:w="100" w:type="dxa"/>
+              <w:bottom w:w="100" w:type="dxa"/>
+              <w:left w:w="140" w:type="dxa"/>
+              <w:right w:w="140" w:type="dxa"/>
+            </w:tcMar>
+          </w:tcPr>
+          <w:p>
+            <w:pPr>
+              <w:spacing w:before="0" w:after="0" w:line="276" w:lineRule="auto"/>
+              <w:jc w:val="left"/>
+            </w:pPr>
+            <w:r>
+              <w:rPr>
+                <w:rFonts w:ascii="Calibri" w:hAnsi="Calibri"/>
+                <w:color w:val="000000"/>
+                <w:sz w:val="21"/>
+              </w:rPr>
+              <w:t>24102C0079</w:t>
+              <w:br/>
+              <w:t>24102C0085</w:t>
+              <w:br/>
+              <w:t>24102C0067</w:t>
+            </w:r>
+          </w:p>
+        </w:tc>
+      </w:tr>
+      <w:tr>
+        <w:tc>
+          <w:tcPr>
+            <w:tcW w:type="dxa" w:w="2592"/>
+            <w:tcMar>
+              <w:top w:w="100" w:type="dxa"/>
+              <w:bottom w:w="100" w:type="dxa"/>
+              <w:left w:w="140" w:type="dxa"/>
+              <w:right w:w="140" w:type="dxa"/>
+            </w:tcMar>
+          </w:tcPr>
+          <w:p>
+            <w:pPr>
+              <w:spacing w:before="0" w:after="0" w:line="276" w:lineRule="auto"/>
+              <w:jc w:val="left"/>
+            </w:pPr>
+            <w:r>
+              <w:rPr>
+                <w:rFonts w:ascii="Calibri" w:hAnsi="Calibri"/>
+                <w:b/>
+                <w:color w:val="000000"/>
+                <w:sz w:val="21"/>
+              </w:rPr>
+              <w:t>BRANCH</w:t>
+            </w:r>
+          </w:p>
+        </w:tc>
+        <w:tc>
+          <w:tcPr>
+            <w:tcW w:type="dxa" w:w="6768"/>
+            <w:tcMar>
+              <w:top w:w="100" w:type="dxa"/>
+              <w:bottom w:w="100" w:type="dxa"/>
+              <w:left w:w="140" w:type="dxa"/>
+              <w:right w:w="140" w:type="dxa"/>
+            </w:tcMar>
+          </w:tcPr>
+          <w:p>
+            <w:pPr>
+              <w:spacing w:before="0" w:after="0" w:line="276" w:lineRule="auto"/>
+              <w:jc w:val="left"/>
+            </w:pPr>
+            <w:r>
+              <w:rPr>
+                <w:rFonts w:ascii="Calibri" w:hAnsi="Calibri"/>
+                <w:color w:val="000000"/>
+                <w:sz w:val="21"/>
+              </w:rPr>
+              <w:t>CMPN</w:t>
+            </w:r>
+          </w:p>
+        </w:tc>
+      </w:tr>
+      <w:tr>
+        <w:tc>
+          <w:tcPr>
+            <w:tcW w:type="dxa" w:w="2592"/>
+            <w:tcMar>
+              <w:top w:w="100" w:type="dxa"/>
+              <w:bottom w:w="100" w:type="dxa"/>
+              <w:left w:w="140" w:type="dxa"/>
+              <w:right w:w="140" w:type="dxa"/>
+            </w:tcMar>
+          </w:tcPr>
+          <w:p>
+            <w:pPr>
+              <w:spacing w:before="0" w:after="0" w:line="276" w:lineRule="auto"/>
+              <w:jc w:val="left"/>
+            </w:pPr>
+            <w:r>
+              <w:rPr>
+                <w:rFonts w:ascii="Calibri" w:hAnsi="Calibri"/>
+                <w:b/>
+                <w:color w:val="000000"/>
+                <w:sz w:val="21"/>
+              </w:rPr>
+              <w:t>DIV</w:t>
+            </w:r>
+          </w:p>
+        </w:tc>
+        <w:tc>
+          <w:tcPr>
+            <w:tcW w:type="dxa" w:w="6768"/>
+            <w:tcMar>
+              <w:top w:w="100" w:type="dxa"/>
+              <w:bottom w:w="100" w:type="dxa"/>
+              <w:left w:w="140" w:type="dxa"/>
+              <w:right w:w="140" w:type="dxa"/>
+            </w:tcMar>
+          </w:tcPr>
+          <w:p>
+            <w:pPr>
+              <w:spacing w:before="0" w:after="0" w:line="276" w:lineRule="auto"/>
+              <w:jc w:val="left"/>
+            </w:pPr>
+            <w:r>
+              <w:rPr>
+                <w:rFonts w:ascii="Calibri" w:hAnsi="Calibri"/>
+                <w:color w:val="000000"/>
+                <w:sz w:val="21"/>
+              </w:rPr>
+              <w:t>C</w:t>
+            </w:r>
+          </w:p>
+        </w:tc>
+      </w:tr>
+      <w:tr>
+        <w:tc>
+          <w:tcPr>
+            <w:tcW w:type="dxa" w:w="2592"/>
+            <w:tcMar>
+              <w:top w:w="100" w:type="dxa"/>
+              <w:bottom w:w="100" w:type="dxa"/>
+              <w:left w:w="140" w:type="dxa"/>
+              <w:right w:w="140" w:type="dxa"/>
+            </w:tcMar>
+          </w:tcPr>
+          <w:p>
+            <w:pPr>
+              <w:spacing w:before="0" w:after="0" w:line="276" w:lineRule="auto"/>
+              <w:jc w:val="left"/>
+            </w:pPr>
+            <w:r>
+              <w:rPr>
+                <w:rFonts w:ascii="Calibri" w:hAnsi="Calibri"/>
+                <w:b/>
+                <w:color w:val="000000"/>
+                <w:sz w:val="21"/>
+              </w:rPr>
+              <w:t>SUBJECT</w:t>
+            </w:r>
+          </w:p>
+        </w:tc>
+        <w:tc>
+          <w:tcPr>
+            <w:tcW w:type="dxa" w:w="6768"/>
+            <w:tcMar>
+              <w:top w:w="100" w:type="dxa"/>
+              <w:bottom w:w="100" w:type="dxa"/>
+              <w:left w:w="140" w:type="dxa"/>
+              <w:right w:w="140" w:type="dxa"/>
+            </w:tcMar>
+          </w:tcPr>
+          <w:p>
+            <w:pPr>
+              <w:spacing w:before="0" w:after="0" w:line="276" w:lineRule="auto"/>
+              <w:jc w:val="left"/>
+            </w:pPr>
+            <w:r>
+              <w:rPr>
+                <w:rFonts w:ascii="Calibri" w:hAnsi="Calibri"/>
+                <w:color w:val="000000"/>
+                <w:sz w:val="21"/>
+              </w:rPr>
+              <w:t>WDL LAB</w:t>
+            </w:r>
+          </w:p>
+        </w:tc>
+      </w:tr>
+      <w:tr>
+        <w:tc>
+          <w:tcPr>
+            <w:tcW w:type="dxa" w:w="2592"/>
+            <w:tcMar>
+              <w:top w:w="100" w:type="dxa"/>
+              <w:bottom w:w="100" w:type="dxa"/>
+              <w:left w:w="140" w:type="dxa"/>
+              <w:right w:w="140" w:type="dxa"/>
+            </w:tcMar>
+          </w:tcPr>
+          <w:p>
+            <w:pPr>
+              <w:spacing w:before="0" w:after="0" w:line="276" w:lineRule="auto"/>
+              <w:jc w:val="left"/>
+            </w:pPr>
+            <w:r>
+              <w:rPr>
+                <w:rFonts w:ascii="Calibri" w:hAnsi="Calibri"/>
+                <w:b/>
+                <w:color w:val="000000"/>
+                <w:sz w:val="21"/>
+              </w:rPr>
+              <w:t>FACULTY</w:t>
+            </w:r>
+          </w:p>
+        </w:tc>
+        <w:tc>
+          <w:tcPr>
+            <w:tcW w:type="dxa" w:w="6768"/>
+            <w:tcMar>
+              <w:top w:w="100" w:type="dxa"/>
+              <w:bottom w:w="100" w:type="dxa"/>
+              <w:left w:w="140" w:type="dxa"/>
+              <w:right w:w="140" w:type="dxa"/>
+            </w:tcMar>
+          </w:tcPr>
+          <w:p>
+            <w:pPr>
+              <w:spacing w:before="0" w:after="0" w:line="276" w:lineRule="auto"/>
+              <w:jc w:val="left"/>
+            </w:pPr>
+            <w:r>
+              <w:rPr>
+                <w:rFonts w:ascii="Calibri" w:hAnsi="Calibri"/>
+                <w:color w:val="000000"/>
+                <w:sz w:val="21"/>
+              </w:rPr>
+              <w:t>Dr. Ravindra Sangle</w:t>
+            </w:r>
+          </w:p>
+        </w:tc>
+      </w:tr>
+    </w:tbl>
+    <w:p/>
     <w:p>
       <w:pPr>
         <w:jc w:val="center"/>

--- a/Lab Manual Docs/Exp_04_CSS_Styling.docx
+++ b/Lab Manual Docs/Exp_04_CSS_Styling.docx
@@ -17,8 +17,8 @@
         </w:tblBorders>
       </w:tblPr>
       <w:tblGrid>
-        <w:gridCol w:w="4320"/>
-        <w:gridCol w:w="4320"/>
+        <w:gridCol w:w="4680"/>
+        <w:gridCol w:w="4680"/>
       </w:tblGrid>
       <w:tr>
         <w:tc>
@@ -356,7 +356,7 @@
         <w:rPr>
           <w:rFonts w:ascii="Calibri" w:hAnsi="Calibri"/>
           <w:b/>
-          <w:color w:val="555555"/>
+          <w:color w:val="444444"/>
           <w:sz w:val="26"/>
         </w:rPr>
         <w:t>SOFTWARE ENGINEERING &amp; WEB DEVELOPMENT LAB MANUAL</w:t>
@@ -370,7 +370,7 @@
         <w:rPr>
           <w:rFonts w:ascii="Calibri" w:hAnsi="Calibri"/>
           <w:i/>
-          <w:color w:val="7F8C8D"/>
+          <w:color w:val="666666"/>
           <w:sz w:val="20"/>
         </w:rPr>
         <w:t>PROJECT CASE STUDY: LEDGERLY — INVOICE &amp; QUOTATION GENERATOR PWA</w:t>
@@ -379,6 +379,7 @@
     <w:p>
       <w:pPr>
         <w:pStyle w:val="Heading1"/>
+        <w:spacing w:before="280" w:after="80"/>
         <w:jc w:val="left"/>
       </w:pPr>
       <w:r>
@@ -386,7 +387,7 @@
           <w:rFonts w:ascii="Calibri" w:hAnsi="Calibri"/>
           <w:b/>
           <w:color w:val="1B4D4B"/>
-          <w:sz w:val="32"/>
+          <w:sz w:val="30"/>
         </w:rPr>
         <w:t>Experiment No. 4: Design a Web Page Using CSS (Cascading Style Sheets)</w:t>
       </w:r>
@@ -395,121 +396,1844 @@
     <w:p>
       <w:pPr>
         <w:pStyle w:val="Heading2"/>
+        <w:spacing w:before="200" w:after="60"/>
       </w:pPr>
       <w:r>
         <w:rPr>
           <w:rFonts w:ascii="Calibri" w:hAnsi="Calibri"/>
           <w:b/>
           <w:color w:val="2C3E50"/>
-          <w:sz w:val="26"/>
+          <w:sz w:val="25"/>
         </w:rPr>
-        <w:t>1. Pre-Requisites</w:t>
+        <w:t>1. Aim &amp; Objectives</w:t>
       </w:r>
     </w:p>
     <w:p>
+      <w:pPr>
+        <w:spacing w:before="0" w:after="90" w:line="276" w:lineRule="auto"/>
+      </w:pPr>
       <w:r>
-        <w:t>• Mastery of CSS3 fundamentals: element, class, ID, pseudo-classes (:hover, :focus, :disabled).</w:t>
-        <w:br/>
-        <w:t>• Deep understanding of Modern Box Model, CSS Custom Properties (Variables), and HSL/Hex color palettes.</w:t>
-        <w:br/>
-        <w:t>• Fluid layout design using CSS Flexbox (1D layouts) and CSS Grid (2D multi-column dashboards).</w:t>
-        <w:br/>
-        <w:t>• Implementation of @media queries for responsive mobile viewports and dedicated @media print styling.</w:t>
+        <w:rPr>
+          <w:rFonts w:ascii="Calibri" w:hAnsi="Calibri"/>
+          <w:color w:val="1A202C"/>
+          <w:sz w:val="21"/>
+        </w:rPr>
+        <w:t>The objective of this experiment is to architect a modern, responsive, and tokenized design system for Ledgerly using pure CSS3, CSS Custom Properties (Variables), Flexbox, CSS Grid, and media print stylesheets.</w:t>
+      </w:r>
+    </w:p>
+    <w:p>
+      <w:pPr>
+        <w:spacing w:before="0" w:after="90" w:line="276" w:lineRule="auto"/>
+      </w:pPr>
+      <w:r>
+        <w:rPr>
+          <w:rFonts w:ascii="Calibri" w:hAnsi="Calibri"/>
+          <w:color w:val="1A202C"/>
+          <w:sz w:val="21"/>
+        </w:rPr>
+        <w:t>Key Specific Objectives:</w:t>
+      </w:r>
+    </w:p>
+    <w:p>
+      <w:pPr>
+        <w:pStyle w:val="ListBullet"/>
+        <w:spacing w:before="0" w:after="50" w:line="276" w:lineRule="auto"/>
+      </w:pPr>
+      <w:r>
+        <w:rPr>
+          <w:rFonts w:ascii="Calibri" w:hAnsi="Calibri"/>
+          <w:b/>
+          <w:color w:val="1A202C"/>
+          <w:sz w:val="21"/>
+        </w:rPr>
+        <w:t xml:space="preserve">Design Tokens: </w:t>
+      </w:r>
+      <w:r>
+        <w:rPr>
+          <w:rFonts w:ascii="Calibri" w:hAnsi="Calibri"/>
+          <w:color w:val="1A202C"/>
+          <w:sz w:val="21"/>
+        </w:rPr>
+        <w:t>Establish a centralized CSS design token architecture supporting light and dark theme switching.</w:t>
+      </w:r>
+    </w:p>
+    <w:p>
+      <w:pPr>
+        <w:pStyle w:val="ListBullet"/>
+        <w:spacing w:before="0" w:after="50" w:line="276" w:lineRule="auto"/>
+      </w:pPr>
+      <w:r>
+        <w:rPr>
+          <w:rFonts w:ascii="Calibri" w:hAnsi="Calibri"/>
+          <w:b/>
+          <w:color w:val="1A202C"/>
+          <w:sz w:val="21"/>
+        </w:rPr>
+        <w:t xml:space="preserve">Responsive Layouts: </w:t>
+      </w:r>
+      <w:r>
+        <w:rPr>
+          <w:rFonts w:ascii="Calibri" w:hAnsi="Calibri"/>
+          <w:color w:val="1A202C"/>
+          <w:sz w:val="21"/>
+        </w:rPr>
+        <w:t>Build adaptive layouts using CSS Grid and Flexbox that respond smoothly to desktop, tablet, and mobile viewports.</w:t>
+      </w:r>
+    </w:p>
+    <w:p>
+      <w:pPr>
+        <w:pStyle w:val="ListBullet"/>
+        <w:spacing w:before="0" w:after="50" w:line="276" w:lineRule="auto"/>
+      </w:pPr>
+      <w:r>
+        <w:rPr>
+          <w:rFonts w:ascii="Calibri" w:hAnsi="Calibri"/>
+          <w:b/>
+          <w:color w:val="1A202C"/>
+          <w:sz w:val="21"/>
+        </w:rPr>
+        <w:t xml:space="preserve">Print Optimization: </w:t>
+      </w:r>
+      <w:r>
+        <w:rPr>
+          <w:rFonts w:ascii="Calibri" w:hAnsi="Calibri"/>
+          <w:color w:val="1A202C"/>
+          <w:sz w:val="21"/>
+        </w:rPr>
+        <w:t>Engineer pixel-perfect print stylesheets (@media print) calibrated for standard ISO 216 A4 paper dimensions.</w:t>
+      </w:r>
+    </w:p>
+    <w:p>
+      <w:pPr>
+        <w:pStyle w:val="ListBullet"/>
+        <w:spacing w:before="0" w:after="50" w:line="276" w:lineRule="auto"/>
+      </w:pPr>
+      <w:r>
+        <w:rPr>
+          <w:rFonts w:ascii="Calibri" w:hAnsi="Calibri"/>
+          <w:b/>
+          <w:color w:val="1A202C"/>
+          <w:sz w:val="21"/>
+        </w:rPr>
+        <w:t xml:space="preserve">Visual Polish: </w:t>
+      </w:r>
+      <w:r>
+        <w:rPr>
+          <w:rFonts w:ascii="Calibri" w:hAnsi="Calibri"/>
+          <w:color w:val="1A202C"/>
+          <w:sz w:val="21"/>
+        </w:rPr>
+        <w:t>Implement micro-interactions, subtle button elevation states, and accessible typography hierarchies.</w:t>
       </w:r>
     </w:p>
     <w:p>
       <w:pPr>
         <w:pStyle w:val="Heading2"/>
+        <w:spacing w:before="200" w:after="60"/>
       </w:pPr>
       <w:r>
         <w:rPr>
           <w:rFonts w:ascii="Calibri" w:hAnsi="Calibri"/>
           <w:b/>
           <w:color w:val="2C3E50"/>
-          <w:sz w:val="26"/>
+          <w:sz w:val="25"/>
         </w:rPr>
-        <w:t>2. Objective</w:t>
+        <w:t>2. Pre-Requisites</w:t>
       </w:r>
     </w:p>
     <w:p>
+      <w:pPr>
+        <w:pStyle w:val="ListBullet"/>
+        <w:spacing w:before="0" w:after="50" w:line="276" w:lineRule="auto"/>
+      </w:pPr>
       <w:r>
-        <w:t>To design and apply a visual styling system for Ledgerly using external CSS (style.css):</w:t>
-        <w:br/>
-        <w:t>1. Define a centralized Design Token Palette (Colors, Surfaces, Borders, Fonts, Elevations).</w:t>
-        <w:br/>
-        <w:t>2. Construct responsive layouts for the Financial Dashboard, Navigation Rail, and Invoice Builder.</w:t>
-        <w:br/>
-        <w:t>3. Provide multi-theme capability: Classic Emerald, Navy Corporate, and Dark Mode.</w:t>
-        <w:br/>
-        <w:t>4. Implement dedicated @media print stylesheets for A4 physical printer paper and PDF export.</w:t>
+        <w:rPr>
+          <w:rFonts w:ascii="Calibri" w:hAnsi="Calibri"/>
+          <w:color w:val="1A202C"/>
+          <w:sz w:val="21"/>
+        </w:rPr>
+        <w:t>CSS Box Model, specificity hierarchy, and cascading rules.</w:t>
+      </w:r>
+    </w:p>
+    <w:p>
+      <w:pPr>
+        <w:pStyle w:val="ListBullet"/>
+        <w:spacing w:before="0" w:after="50" w:line="276" w:lineRule="auto"/>
+      </w:pPr>
+      <w:r>
+        <w:rPr>
+          <w:rFonts w:ascii="Calibri" w:hAnsi="Calibri"/>
+          <w:color w:val="1A202C"/>
+          <w:sz w:val="21"/>
+        </w:rPr>
+        <w:t>Modern CSS layout models: Flexible Box Layout (Flexbox) and Two-Dimensional Grid Layout (CSS Grid).</w:t>
+      </w:r>
+    </w:p>
+    <w:p>
+      <w:pPr>
+        <w:pStyle w:val="ListBullet"/>
+        <w:spacing w:before="0" w:after="50" w:line="276" w:lineRule="auto"/>
+      </w:pPr>
+      <w:r>
+        <w:rPr>
+          <w:rFonts w:ascii="Calibri" w:hAnsi="Calibri"/>
+          <w:color w:val="1A202C"/>
+          <w:sz w:val="21"/>
+        </w:rPr>
+        <w:t>Media queries (@media screen and @media print) and responsive design principles.</w:t>
       </w:r>
     </w:p>
     <w:p>
       <w:pPr>
         <w:pStyle w:val="Heading2"/>
+        <w:spacing w:before="200" w:after="60"/>
       </w:pPr>
       <w:r>
         <w:rPr>
           <w:rFonts w:ascii="Calibri" w:hAnsi="Calibri"/>
           <w:b/>
           <w:color w:val="2C3E50"/>
-          <w:sz w:val="26"/>
+          <w:sz w:val="25"/>
         </w:rPr>
-        <w:t>3. Theory</w:t>
+        <w:t>Hardware &amp; Software Requirements</w:t>
       </w:r>
     </w:p>
-    <w:p>
-      <w:pPr>
-        <w:pStyle w:val="Heading3"/>
-      </w:pPr>
-      <w:r>
-        <w:rPr>
-          <w:rFonts w:ascii="Calibri" w:hAnsi="Calibri"/>
-          <w:b/>
-          <w:color w:val="34495E"/>
-          <w:sz w:val="22"/>
-        </w:rPr>
-        <w:t>3.1 CSS Design Tokens &amp; Variable Architecture</w:t>
-      </w:r>
-    </w:p>
-    <w:p>
-      <w:r>
-        <w:t>Modern CSS utilizes CSS Custom Properties (:root variables). This decouples presentation values from individual selectors, enabling instant dynamic theme switching, consistent spacing scales, and effortless maintenance.</w:t>
-      </w:r>
-    </w:p>
-    <w:p>
-      <w:pPr>
-        <w:pStyle w:val="Heading3"/>
-      </w:pPr>
-      <w:r>
-        <w:rPr>
-          <w:rFonts w:ascii="Calibri" w:hAnsi="Calibri"/>
-          <w:b/>
-          <w:color w:val="34495E"/>
-          <w:sz w:val="22"/>
-        </w:rPr>
-        <w:t>3.2 Responsive CSS Grid &amp; Media Print</w:t>
-      </w:r>
-    </w:p>
-    <w:p>
-      <w:r>
-        <w:t>• CSS Grid &amp; Flexbox: Used to position KPI cards (repeat(auto-fit, minmax(240px, 1fr))), alignment of invoice header rows, and table cell formatting.</w:t>
-        <w:br/>
-        <w:t>• @media print: In ordinary screen displays, navigation rails, action buttons, and backdrops are visible. When printing (Ctrl+P) or generating PDFs, @media print hides all non-document UI (.no-print { display: none !important; }) and applies exact A4 page dimensions (210mm x 297mm).</w:t>
-      </w:r>
-    </w:p>
+    <w:tbl>
+      <w:tblPr>
+        <w:tblW w:type="auto" w:w="0"/>
+        <w:jc w:val="center"/>
+        <w:tblLayout w:type="fixed"/>
+        <w:tblLook w:firstColumn="1" w:firstRow="1" w:lastColumn="0" w:lastRow="0" w:noHBand="0" w:noVBand="1" w:val="04A0"/>
+        <w:tblBorders>
+          <w:top w:val="single" w:sz="4" w:space="0" w:color="D1D5DB"/>
+          <w:left w:val="single" w:sz="4" w:space="0" w:color="D1D5DB"/>
+          <w:bottom w:val="single" w:sz="4" w:space="0" w:color="D1D5DB"/>
+          <w:right w:val="single" w:sz="4" w:space="0" w:color="D1D5DB"/>
+          <w:insideH w:val="single" w:sz="4" w:space="0" w:color="D1D5DB"/>
+          <w:insideV w:val="single" w:sz="4" w:space="0" w:color="D1D5DB"/>
+        </w:tblBorders>
+      </w:tblPr>
+      <w:tblGrid>
+        <w:gridCol w:w="3120"/>
+        <w:gridCol w:w="3120"/>
+        <w:gridCol w:w="3120"/>
+      </w:tblGrid>
+      <w:tr>
+        <w:tc>
+          <w:tcPr>
+            <w:tcW w:type="dxa" w:w="2160"/>
+            <w:shd w:val="clear" w:color="auto" w:fill="1B4D4B"/>
+            <w:tcMar>
+              <w:top w:w="120" w:type="dxa"/>
+              <w:bottom w:w="120" w:type="dxa"/>
+              <w:left w:w="140" w:type="dxa"/>
+              <w:right w:w="140" w:type="dxa"/>
+            </w:tcMar>
+          </w:tcPr>
+          <w:p>
+            <w:pPr>
+              <w:spacing w:before="0" w:after="0"/>
+              <w:jc w:val="left"/>
+            </w:pPr>
+            <w:r>
+              <w:rPr>
+                <w:rFonts w:ascii="Calibri" w:hAnsi="Calibri"/>
+                <w:b/>
+                <w:color w:val="FFFFFF"/>
+                <w:sz w:val="20"/>
+              </w:rPr>
+              <w:t>Category</w:t>
+            </w:r>
+          </w:p>
+        </w:tc>
+        <w:tc>
+          <w:tcPr>
+            <w:tcW w:type="dxa" w:w="3168"/>
+            <w:shd w:val="clear" w:color="auto" w:fill="1B4D4B"/>
+            <w:tcMar>
+              <w:top w:w="120" w:type="dxa"/>
+              <w:bottom w:w="120" w:type="dxa"/>
+              <w:left w:w="140" w:type="dxa"/>
+              <w:right w:w="140" w:type="dxa"/>
+            </w:tcMar>
+          </w:tcPr>
+          <w:p>
+            <w:pPr>
+              <w:spacing w:before="0" w:after="0"/>
+              <w:jc w:val="left"/>
+            </w:pPr>
+            <w:r>
+              <w:rPr>
+                <w:rFonts w:ascii="Calibri" w:hAnsi="Calibri"/>
+                <w:b/>
+                <w:color w:val="FFFFFF"/>
+                <w:sz w:val="20"/>
+              </w:rPr>
+              <w:t>Component / Specification</w:t>
+            </w:r>
+          </w:p>
+        </w:tc>
+        <w:tc>
+          <w:tcPr>
+            <w:tcW w:type="dxa" w:w="4032"/>
+            <w:shd w:val="clear" w:color="auto" w:fill="1B4D4B"/>
+            <w:tcMar>
+              <w:top w:w="120" w:type="dxa"/>
+              <w:bottom w:w="120" w:type="dxa"/>
+              <w:left w:w="140" w:type="dxa"/>
+              <w:right w:w="140" w:type="dxa"/>
+            </w:tcMar>
+          </w:tcPr>
+          <w:p>
+            <w:pPr>
+              <w:spacing w:before="0" w:after="0"/>
+              <w:jc w:val="left"/>
+            </w:pPr>
+            <w:r>
+              <w:rPr>
+                <w:rFonts w:ascii="Calibri" w:hAnsi="Calibri"/>
+                <w:b/>
+                <w:color w:val="FFFFFF"/>
+                <w:sz w:val="20"/>
+              </w:rPr>
+              <w:t>Minimum Recommended Configuration</w:t>
+            </w:r>
+          </w:p>
+        </w:tc>
+      </w:tr>
+      <w:tr>
+        <w:tc>
+          <w:tcPr>
+            <w:tcW w:type="dxa" w:w="2160"/>
+            <w:shd w:val="clear" w:color="auto" w:fill="FFFFFF"/>
+            <w:tcMar>
+              <w:top w:w="100" w:type="dxa"/>
+              <w:bottom w:w="100" w:type="dxa"/>
+              <w:left w:w="140" w:type="dxa"/>
+              <w:right w:w="140" w:type="dxa"/>
+            </w:tcMar>
+          </w:tcPr>
+          <w:p>
+            <w:pPr>
+              <w:spacing w:before="0" w:after="0" w:line="276" w:lineRule="auto"/>
+              <w:jc w:val="left"/>
+            </w:pPr>
+            <w:r>
+              <w:rPr>
+                <w:rFonts w:ascii="Calibri" w:hAnsi="Calibri"/>
+                <w:color w:val="1A202C"/>
+                <w:sz w:val="19"/>
+              </w:rPr>
+              <w:t>Hardware</w:t>
+            </w:r>
+          </w:p>
+        </w:tc>
+        <w:tc>
+          <w:tcPr>
+            <w:tcW w:type="dxa" w:w="3168"/>
+            <w:shd w:val="clear" w:color="auto" w:fill="FFFFFF"/>
+            <w:tcMar>
+              <w:top w:w="100" w:type="dxa"/>
+              <w:bottom w:w="100" w:type="dxa"/>
+              <w:left w:w="140" w:type="dxa"/>
+              <w:right w:w="140" w:type="dxa"/>
+            </w:tcMar>
+          </w:tcPr>
+          <w:p>
+            <w:pPr>
+              <w:spacing w:before="0" w:after="0" w:line="276" w:lineRule="auto"/>
+              <w:jc w:val="left"/>
+            </w:pPr>
+            <w:r>
+              <w:rPr>
+                <w:rFonts w:ascii="Calibri" w:hAnsi="Calibri"/>
+                <w:color w:val="1A202C"/>
+                <w:sz w:val="19"/>
+              </w:rPr>
+              <w:t>Processor / CPU</w:t>
+            </w:r>
+          </w:p>
+        </w:tc>
+        <w:tc>
+          <w:tcPr>
+            <w:tcW w:type="dxa" w:w="4032"/>
+            <w:shd w:val="clear" w:color="auto" w:fill="FFFFFF"/>
+            <w:tcMar>
+              <w:top w:w="100" w:type="dxa"/>
+              <w:bottom w:w="100" w:type="dxa"/>
+              <w:left w:w="140" w:type="dxa"/>
+              <w:right w:w="140" w:type="dxa"/>
+            </w:tcMar>
+          </w:tcPr>
+          <w:p>
+            <w:pPr>
+              <w:spacing w:before="0" w:after="0" w:line="276" w:lineRule="auto"/>
+              <w:jc w:val="left"/>
+            </w:pPr>
+            <w:r>
+              <w:rPr>
+                <w:rFonts w:ascii="Calibri" w:hAnsi="Calibri"/>
+                <w:color w:val="1A202C"/>
+                <w:sz w:val="19"/>
+              </w:rPr>
+              <w:t>Intel Core i5 / AMD Ryzen 5 or higher (minimum 2.0 GHz)</w:t>
+            </w:r>
+          </w:p>
+        </w:tc>
+      </w:tr>
+      <w:tr>
+        <w:tc>
+          <w:tcPr>
+            <w:tcW w:type="dxa" w:w="2160"/>
+            <w:shd w:val="clear" w:color="auto" w:fill="F7FAFC"/>
+            <w:tcMar>
+              <w:top w:w="100" w:type="dxa"/>
+              <w:bottom w:w="100" w:type="dxa"/>
+              <w:left w:w="140" w:type="dxa"/>
+              <w:right w:w="140" w:type="dxa"/>
+            </w:tcMar>
+          </w:tcPr>
+          <w:p>
+            <w:pPr>
+              <w:spacing w:before="0" w:after="0" w:line="276" w:lineRule="auto"/>
+              <w:jc w:val="left"/>
+            </w:pPr>
+            <w:r>
+              <w:rPr>
+                <w:rFonts w:ascii="Calibri" w:hAnsi="Calibri"/>
+                <w:color w:val="1A202C"/>
+                <w:sz w:val="19"/>
+              </w:rPr>
+              <w:t>Hardware</w:t>
+            </w:r>
+          </w:p>
+        </w:tc>
+        <w:tc>
+          <w:tcPr>
+            <w:tcW w:type="dxa" w:w="3168"/>
+            <w:shd w:val="clear" w:color="auto" w:fill="F7FAFC"/>
+            <w:tcMar>
+              <w:top w:w="100" w:type="dxa"/>
+              <w:bottom w:w="100" w:type="dxa"/>
+              <w:left w:w="140" w:type="dxa"/>
+              <w:right w:w="140" w:type="dxa"/>
+            </w:tcMar>
+          </w:tcPr>
+          <w:p>
+            <w:pPr>
+              <w:spacing w:before="0" w:after="0" w:line="276" w:lineRule="auto"/>
+              <w:jc w:val="left"/>
+            </w:pPr>
+            <w:r>
+              <w:rPr>
+                <w:rFonts w:ascii="Calibri" w:hAnsi="Calibri"/>
+                <w:color w:val="1A202C"/>
+                <w:sz w:val="19"/>
+              </w:rPr>
+              <w:t>System Memory (RAM)</w:t>
+            </w:r>
+          </w:p>
+        </w:tc>
+        <w:tc>
+          <w:tcPr>
+            <w:tcW w:type="dxa" w:w="4032"/>
+            <w:shd w:val="clear" w:color="auto" w:fill="F7FAFC"/>
+            <w:tcMar>
+              <w:top w:w="100" w:type="dxa"/>
+              <w:bottom w:w="100" w:type="dxa"/>
+              <w:left w:w="140" w:type="dxa"/>
+              <w:right w:w="140" w:type="dxa"/>
+            </w:tcMar>
+          </w:tcPr>
+          <w:p>
+            <w:pPr>
+              <w:spacing w:before="0" w:after="0" w:line="276" w:lineRule="auto"/>
+              <w:jc w:val="left"/>
+            </w:pPr>
+            <w:r>
+              <w:rPr>
+                <w:rFonts w:ascii="Calibri" w:hAnsi="Calibri"/>
+                <w:color w:val="1A202C"/>
+                <w:sz w:val="19"/>
+              </w:rPr>
+              <w:t>8.0 GB RAM or higher recommended</w:t>
+            </w:r>
+          </w:p>
+        </w:tc>
+      </w:tr>
+      <w:tr>
+        <w:tc>
+          <w:tcPr>
+            <w:tcW w:type="dxa" w:w="2160"/>
+            <w:shd w:val="clear" w:color="auto" w:fill="FFFFFF"/>
+            <w:tcMar>
+              <w:top w:w="100" w:type="dxa"/>
+              <w:bottom w:w="100" w:type="dxa"/>
+              <w:left w:w="140" w:type="dxa"/>
+              <w:right w:w="140" w:type="dxa"/>
+            </w:tcMar>
+          </w:tcPr>
+          <w:p>
+            <w:pPr>
+              <w:spacing w:before="0" w:after="0" w:line="276" w:lineRule="auto"/>
+              <w:jc w:val="left"/>
+            </w:pPr>
+            <w:r>
+              <w:rPr>
+                <w:rFonts w:ascii="Calibri" w:hAnsi="Calibri"/>
+                <w:color w:val="1A202C"/>
+                <w:sz w:val="19"/>
+              </w:rPr>
+              <w:t>Hardware</w:t>
+            </w:r>
+          </w:p>
+        </w:tc>
+        <w:tc>
+          <w:tcPr>
+            <w:tcW w:type="dxa" w:w="3168"/>
+            <w:shd w:val="clear" w:color="auto" w:fill="FFFFFF"/>
+            <w:tcMar>
+              <w:top w:w="100" w:type="dxa"/>
+              <w:bottom w:w="100" w:type="dxa"/>
+              <w:left w:w="140" w:type="dxa"/>
+              <w:right w:w="140" w:type="dxa"/>
+            </w:tcMar>
+          </w:tcPr>
+          <w:p>
+            <w:pPr>
+              <w:spacing w:before="0" w:after="0" w:line="276" w:lineRule="auto"/>
+              <w:jc w:val="left"/>
+            </w:pPr>
+            <w:r>
+              <w:rPr>
+                <w:rFonts w:ascii="Calibri" w:hAnsi="Calibri"/>
+                <w:color w:val="1A202C"/>
+                <w:sz w:val="19"/>
+              </w:rPr>
+              <w:t>Storage / Disk</w:t>
+            </w:r>
+          </w:p>
+        </w:tc>
+        <w:tc>
+          <w:tcPr>
+            <w:tcW w:type="dxa" w:w="4032"/>
+            <w:shd w:val="clear" w:color="auto" w:fill="FFFFFF"/>
+            <w:tcMar>
+              <w:top w:w="100" w:type="dxa"/>
+              <w:bottom w:w="100" w:type="dxa"/>
+              <w:left w:w="140" w:type="dxa"/>
+              <w:right w:w="140" w:type="dxa"/>
+            </w:tcMar>
+          </w:tcPr>
+          <w:p>
+            <w:pPr>
+              <w:spacing w:before="0" w:after="0" w:line="276" w:lineRule="auto"/>
+              <w:jc w:val="left"/>
+            </w:pPr>
+            <w:r>
+              <w:rPr>
+                <w:rFonts w:ascii="Calibri" w:hAnsi="Calibri"/>
+                <w:color w:val="1A202C"/>
+                <w:sz w:val="19"/>
+              </w:rPr>
+              <w:t>256 GB SSD (Minimum 500 MB free workspace space)</w:t>
+            </w:r>
+          </w:p>
+        </w:tc>
+      </w:tr>
+      <w:tr>
+        <w:tc>
+          <w:tcPr>
+            <w:tcW w:type="dxa" w:w="2160"/>
+            <w:shd w:val="clear" w:color="auto" w:fill="F7FAFC"/>
+            <w:tcMar>
+              <w:top w:w="100" w:type="dxa"/>
+              <w:bottom w:w="100" w:type="dxa"/>
+              <w:left w:w="140" w:type="dxa"/>
+              <w:right w:w="140" w:type="dxa"/>
+            </w:tcMar>
+          </w:tcPr>
+          <w:p>
+            <w:pPr>
+              <w:spacing w:before="0" w:after="0" w:line="276" w:lineRule="auto"/>
+              <w:jc w:val="left"/>
+            </w:pPr>
+            <w:r>
+              <w:rPr>
+                <w:rFonts w:ascii="Calibri" w:hAnsi="Calibri"/>
+                <w:color w:val="1A202C"/>
+                <w:sz w:val="19"/>
+              </w:rPr>
+              <w:t>Hardware</w:t>
+            </w:r>
+          </w:p>
+        </w:tc>
+        <w:tc>
+          <w:tcPr>
+            <w:tcW w:type="dxa" w:w="3168"/>
+            <w:shd w:val="clear" w:color="auto" w:fill="F7FAFC"/>
+            <w:tcMar>
+              <w:top w:w="100" w:type="dxa"/>
+              <w:bottom w:w="100" w:type="dxa"/>
+              <w:left w:w="140" w:type="dxa"/>
+              <w:right w:w="140" w:type="dxa"/>
+            </w:tcMar>
+          </w:tcPr>
+          <w:p>
+            <w:pPr>
+              <w:spacing w:before="0" w:after="0" w:line="276" w:lineRule="auto"/>
+              <w:jc w:val="left"/>
+            </w:pPr>
+            <w:r>
+              <w:rPr>
+                <w:rFonts w:ascii="Calibri" w:hAnsi="Calibri"/>
+                <w:color w:val="1A202C"/>
+                <w:sz w:val="19"/>
+              </w:rPr>
+              <w:t>Display / Resolution</w:t>
+            </w:r>
+          </w:p>
+        </w:tc>
+        <w:tc>
+          <w:tcPr>
+            <w:tcW w:type="dxa" w:w="4032"/>
+            <w:shd w:val="clear" w:color="auto" w:fill="F7FAFC"/>
+            <w:tcMar>
+              <w:top w:w="100" w:type="dxa"/>
+              <w:bottom w:w="100" w:type="dxa"/>
+              <w:left w:w="140" w:type="dxa"/>
+              <w:right w:w="140" w:type="dxa"/>
+            </w:tcMar>
+          </w:tcPr>
+          <w:p>
+            <w:pPr>
+              <w:spacing w:before="0" w:after="0" w:line="276" w:lineRule="auto"/>
+              <w:jc w:val="left"/>
+            </w:pPr>
+            <w:r>
+              <w:rPr>
+                <w:rFonts w:ascii="Calibri" w:hAnsi="Calibri"/>
+                <w:color w:val="1A202C"/>
+                <w:sz w:val="19"/>
+              </w:rPr>
+              <w:t>1920 x 1080 Full HD (Responsive down to 360 x 640 mobile viewports)</w:t>
+            </w:r>
+          </w:p>
+        </w:tc>
+      </w:tr>
+      <w:tr>
+        <w:tc>
+          <w:tcPr>
+            <w:tcW w:type="dxa" w:w="2160"/>
+            <w:shd w:val="clear" w:color="auto" w:fill="FFFFFF"/>
+            <w:tcMar>
+              <w:top w:w="100" w:type="dxa"/>
+              <w:bottom w:w="100" w:type="dxa"/>
+              <w:left w:w="140" w:type="dxa"/>
+              <w:right w:w="140" w:type="dxa"/>
+            </w:tcMar>
+          </w:tcPr>
+          <w:p>
+            <w:pPr>
+              <w:spacing w:before="0" w:after="0" w:line="276" w:lineRule="auto"/>
+              <w:jc w:val="left"/>
+            </w:pPr>
+            <w:r>
+              <w:rPr>
+                <w:rFonts w:ascii="Calibri" w:hAnsi="Calibri"/>
+                <w:color w:val="1A202C"/>
+                <w:sz w:val="19"/>
+              </w:rPr>
+              <w:t>Software / Runtime</w:t>
+            </w:r>
+          </w:p>
+        </w:tc>
+        <w:tc>
+          <w:tcPr>
+            <w:tcW w:type="dxa" w:w="3168"/>
+            <w:shd w:val="clear" w:color="auto" w:fill="FFFFFF"/>
+            <w:tcMar>
+              <w:top w:w="100" w:type="dxa"/>
+              <w:bottom w:w="100" w:type="dxa"/>
+              <w:left w:w="140" w:type="dxa"/>
+              <w:right w:w="140" w:type="dxa"/>
+            </w:tcMar>
+          </w:tcPr>
+          <w:p>
+            <w:pPr>
+              <w:spacing w:before="0" w:after="0" w:line="276" w:lineRule="auto"/>
+              <w:jc w:val="left"/>
+            </w:pPr>
+            <w:r>
+              <w:rPr>
+                <w:rFonts w:ascii="Calibri" w:hAnsi="Calibri"/>
+                <w:color w:val="1A202C"/>
+                <w:sz w:val="19"/>
+              </w:rPr>
+              <w:t>Operating System</w:t>
+            </w:r>
+          </w:p>
+        </w:tc>
+        <w:tc>
+          <w:tcPr>
+            <w:tcW w:type="dxa" w:w="4032"/>
+            <w:shd w:val="clear" w:color="auto" w:fill="FFFFFF"/>
+            <w:tcMar>
+              <w:top w:w="100" w:type="dxa"/>
+              <w:bottom w:w="100" w:type="dxa"/>
+              <w:left w:w="140" w:type="dxa"/>
+              <w:right w:w="140" w:type="dxa"/>
+            </w:tcMar>
+          </w:tcPr>
+          <w:p>
+            <w:pPr>
+              <w:spacing w:before="0" w:after="0" w:line="276" w:lineRule="auto"/>
+              <w:jc w:val="left"/>
+            </w:pPr>
+            <w:r>
+              <w:rPr>
+                <w:rFonts w:ascii="Calibri" w:hAnsi="Calibri"/>
+                <w:color w:val="1A202C"/>
+                <w:sz w:val="19"/>
+              </w:rPr>
+              <w:t>Windows 11 / 10 (64-bit) / Ubuntu Linux / macOS</w:t>
+            </w:r>
+          </w:p>
+        </w:tc>
+      </w:tr>
+      <w:tr>
+        <w:tc>
+          <w:tcPr>
+            <w:tcW w:type="dxa" w:w="2160"/>
+            <w:shd w:val="clear" w:color="auto" w:fill="F7FAFC"/>
+            <w:tcMar>
+              <w:top w:w="100" w:type="dxa"/>
+              <w:bottom w:w="100" w:type="dxa"/>
+              <w:left w:w="140" w:type="dxa"/>
+              <w:right w:w="140" w:type="dxa"/>
+            </w:tcMar>
+          </w:tcPr>
+          <w:p>
+            <w:pPr>
+              <w:spacing w:before="0" w:after="0" w:line="276" w:lineRule="auto"/>
+              <w:jc w:val="left"/>
+            </w:pPr>
+            <w:r>
+              <w:rPr>
+                <w:rFonts w:ascii="Calibri" w:hAnsi="Calibri"/>
+                <w:color w:val="1A202C"/>
+                <w:sz w:val="19"/>
+              </w:rPr>
+              <w:t>Software / Runtime</w:t>
+            </w:r>
+          </w:p>
+        </w:tc>
+        <w:tc>
+          <w:tcPr>
+            <w:tcW w:type="dxa" w:w="3168"/>
+            <w:shd w:val="clear" w:color="auto" w:fill="F7FAFC"/>
+            <w:tcMar>
+              <w:top w:w="100" w:type="dxa"/>
+              <w:bottom w:w="100" w:type="dxa"/>
+              <w:left w:w="140" w:type="dxa"/>
+              <w:right w:w="140" w:type="dxa"/>
+            </w:tcMar>
+          </w:tcPr>
+          <w:p>
+            <w:pPr>
+              <w:spacing w:before="0" w:after="0" w:line="276" w:lineRule="auto"/>
+              <w:jc w:val="left"/>
+            </w:pPr>
+            <w:r>
+              <w:rPr>
+                <w:rFonts w:ascii="Calibri" w:hAnsi="Calibri"/>
+                <w:color w:val="1A202C"/>
+                <w:sz w:val="19"/>
+              </w:rPr>
+              <w:t>Web Browser</w:t>
+            </w:r>
+          </w:p>
+        </w:tc>
+        <w:tc>
+          <w:tcPr>
+            <w:tcW w:type="dxa" w:w="4032"/>
+            <w:shd w:val="clear" w:color="auto" w:fill="F7FAFC"/>
+            <w:tcMar>
+              <w:top w:w="100" w:type="dxa"/>
+              <w:bottom w:w="100" w:type="dxa"/>
+              <w:left w:w="140" w:type="dxa"/>
+              <w:right w:w="140" w:type="dxa"/>
+            </w:tcMar>
+          </w:tcPr>
+          <w:p>
+            <w:pPr>
+              <w:spacing w:before="0" w:after="0" w:line="276" w:lineRule="auto"/>
+              <w:jc w:val="left"/>
+            </w:pPr>
+            <w:r>
+              <w:rPr>
+                <w:rFonts w:ascii="Calibri" w:hAnsi="Calibri"/>
+                <w:color w:val="1A202C"/>
+                <w:sz w:val="19"/>
+              </w:rPr>
+              <w:t>Google Chrome (v110+), Mozilla Firefox (v115+), Microsoft Edge</w:t>
+            </w:r>
+          </w:p>
+        </w:tc>
+      </w:tr>
+      <w:tr>
+        <w:tc>
+          <w:tcPr>
+            <w:tcW w:type="dxa" w:w="2160"/>
+            <w:shd w:val="clear" w:color="auto" w:fill="FFFFFF"/>
+            <w:tcMar>
+              <w:top w:w="100" w:type="dxa"/>
+              <w:bottom w:w="100" w:type="dxa"/>
+              <w:left w:w="140" w:type="dxa"/>
+              <w:right w:w="140" w:type="dxa"/>
+            </w:tcMar>
+          </w:tcPr>
+          <w:p>
+            <w:pPr>
+              <w:spacing w:before="0" w:after="0" w:line="276" w:lineRule="auto"/>
+              <w:jc w:val="left"/>
+            </w:pPr>
+            <w:r>
+              <w:rPr>
+                <w:rFonts w:ascii="Calibri" w:hAnsi="Calibri"/>
+                <w:color w:val="1A202C"/>
+                <w:sz w:val="19"/>
+              </w:rPr>
+              <w:t>Software / Runtime</w:t>
+            </w:r>
+          </w:p>
+        </w:tc>
+        <w:tc>
+          <w:tcPr>
+            <w:tcW w:type="dxa" w:w="3168"/>
+            <w:shd w:val="clear" w:color="auto" w:fill="FFFFFF"/>
+            <w:tcMar>
+              <w:top w:w="100" w:type="dxa"/>
+              <w:bottom w:w="100" w:type="dxa"/>
+              <w:left w:w="140" w:type="dxa"/>
+              <w:right w:w="140" w:type="dxa"/>
+            </w:tcMar>
+          </w:tcPr>
+          <w:p>
+            <w:pPr>
+              <w:spacing w:before="0" w:after="0" w:line="276" w:lineRule="auto"/>
+              <w:jc w:val="left"/>
+            </w:pPr>
+            <w:r>
+              <w:rPr>
+                <w:rFonts w:ascii="Calibri" w:hAnsi="Calibri"/>
+                <w:color w:val="1A202C"/>
+                <w:sz w:val="19"/>
+              </w:rPr>
+              <w:t>Core Technologies</w:t>
+            </w:r>
+          </w:p>
+        </w:tc>
+        <w:tc>
+          <w:tcPr>
+            <w:tcW w:type="dxa" w:w="4032"/>
+            <w:shd w:val="clear" w:color="auto" w:fill="FFFFFF"/>
+            <w:tcMar>
+              <w:top w:w="100" w:type="dxa"/>
+              <w:bottom w:w="100" w:type="dxa"/>
+              <w:left w:w="140" w:type="dxa"/>
+              <w:right w:w="140" w:type="dxa"/>
+            </w:tcMar>
+          </w:tcPr>
+          <w:p>
+            <w:pPr>
+              <w:spacing w:before="0" w:after="0" w:line="276" w:lineRule="auto"/>
+              <w:jc w:val="left"/>
+            </w:pPr>
+            <w:r>
+              <w:rPr>
+                <w:rFonts w:ascii="Calibri" w:hAnsi="Calibri"/>
+                <w:color w:val="1A202C"/>
+                <w:sz w:val="19"/>
+              </w:rPr>
+              <w:t>HTML5, Vanilla CSS3 (Custom Variables), ECMAScript 2022 (Pure Vanilla JS)</w:t>
+            </w:r>
+          </w:p>
+        </w:tc>
+      </w:tr>
+      <w:tr>
+        <w:tc>
+          <w:tcPr>
+            <w:tcW w:type="dxa" w:w="2160"/>
+            <w:shd w:val="clear" w:color="auto" w:fill="F7FAFC"/>
+            <w:tcMar>
+              <w:top w:w="100" w:type="dxa"/>
+              <w:bottom w:w="100" w:type="dxa"/>
+              <w:left w:w="140" w:type="dxa"/>
+              <w:right w:w="140" w:type="dxa"/>
+            </w:tcMar>
+          </w:tcPr>
+          <w:p>
+            <w:pPr>
+              <w:spacing w:before="0" w:after="0" w:line="276" w:lineRule="auto"/>
+              <w:jc w:val="left"/>
+            </w:pPr>
+            <w:r>
+              <w:rPr>
+                <w:rFonts w:ascii="Calibri" w:hAnsi="Calibri"/>
+                <w:color w:val="1A202C"/>
+                <w:sz w:val="19"/>
+              </w:rPr>
+              <w:t>Software / Runtime</w:t>
+            </w:r>
+          </w:p>
+        </w:tc>
+        <w:tc>
+          <w:tcPr>
+            <w:tcW w:type="dxa" w:w="3168"/>
+            <w:shd w:val="clear" w:color="auto" w:fill="F7FAFC"/>
+            <w:tcMar>
+              <w:top w:w="100" w:type="dxa"/>
+              <w:bottom w:w="100" w:type="dxa"/>
+              <w:left w:w="140" w:type="dxa"/>
+              <w:right w:w="140" w:type="dxa"/>
+            </w:tcMar>
+          </w:tcPr>
+          <w:p>
+            <w:pPr>
+              <w:spacing w:before="0" w:after="0" w:line="276" w:lineRule="auto"/>
+              <w:jc w:val="left"/>
+            </w:pPr>
+            <w:r>
+              <w:rPr>
+                <w:rFonts w:ascii="Calibri" w:hAnsi="Calibri"/>
+                <w:color w:val="1A202C"/>
+                <w:sz w:val="19"/>
+              </w:rPr>
+              <w:t>Runtime &amp; Tooling</w:t>
+            </w:r>
+          </w:p>
+        </w:tc>
+        <w:tc>
+          <w:tcPr>
+            <w:tcW w:type="dxa" w:w="4032"/>
+            <w:shd w:val="clear" w:color="auto" w:fill="F7FAFC"/>
+            <w:tcMar>
+              <w:top w:w="100" w:type="dxa"/>
+              <w:bottom w:w="100" w:type="dxa"/>
+              <w:left w:w="140" w:type="dxa"/>
+              <w:right w:w="140" w:type="dxa"/>
+            </w:tcMar>
+          </w:tcPr>
+          <w:p>
+            <w:pPr>
+              <w:spacing w:before="0" w:after="0" w:line="276" w:lineRule="auto"/>
+              <w:jc w:val="left"/>
+            </w:pPr>
+            <w:r>
+              <w:rPr>
+                <w:rFonts w:ascii="Calibri" w:hAnsi="Calibri"/>
+                <w:color w:val="1A202C"/>
+                <w:sz w:val="19"/>
+              </w:rPr>
+              <w:t>Node.js LTS (v20+) for local asset bundling &amp; Python 3.10+ for automated testing</w:t>
+            </w:r>
+          </w:p>
+        </w:tc>
+      </w:tr>
+      <w:tr>
+        <w:tc>
+          <w:tcPr>
+            <w:tcW w:type="dxa" w:w="2160"/>
+            <w:shd w:val="clear" w:color="auto" w:fill="FFFFFF"/>
+            <w:tcMar>
+              <w:top w:w="100" w:type="dxa"/>
+              <w:bottom w:w="100" w:type="dxa"/>
+              <w:left w:w="140" w:type="dxa"/>
+              <w:right w:w="140" w:type="dxa"/>
+            </w:tcMar>
+          </w:tcPr>
+          <w:p>
+            <w:pPr>
+              <w:spacing w:before="0" w:after="0" w:line="276" w:lineRule="auto"/>
+              <w:jc w:val="left"/>
+            </w:pPr>
+            <w:r>
+              <w:rPr>
+                <w:rFonts w:ascii="Calibri" w:hAnsi="Calibri"/>
+                <w:color w:val="1A202C"/>
+                <w:sz w:val="19"/>
+              </w:rPr>
+              <w:t>Software / Runtime</w:t>
+            </w:r>
+          </w:p>
+        </w:tc>
+        <w:tc>
+          <w:tcPr>
+            <w:tcW w:type="dxa" w:w="3168"/>
+            <w:shd w:val="clear" w:color="auto" w:fill="FFFFFF"/>
+            <w:tcMar>
+              <w:top w:w="100" w:type="dxa"/>
+              <w:bottom w:w="100" w:type="dxa"/>
+              <w:left w:w="140" w:type="dxa"/>
+              <w:right w:w="140" w:type="dxa"/>
+            </w:tcMar>
+          </w:tcPr>
+          <w:p>
+            <w:pPr>
+              <w:spacing w:before="0" w:after="0" w:line="276" w:lineRule="auto"/>
+              <w:jc w:val="left"/>
+            </w:pPr>
+            <w:r>
+              <w:rPr>
+                <w:rFonts w:ascii="Calibri" w:hAnsi="Calibri"/>
+                <w:color w:val="1A202C"/>
+                <w:sz w:val="19"/>
+              </w:rPr>
+              <w:t>Testing Suite</w:t>
+            </w:r>
+          </w:p>
+        </w:tc>
+        <w:tc>
+          <w:tcPr>
+            <w:tcW w:type="dxa" w:w="4032"/>
+            <w:shd w:val="clear" w:color="auto" w:fill="FFFFFF"/>
+            <w:tcMar>
+              <w:top w:w="100" w:type="dxa"/>
+              <w:bottom w:w="100" w:type="dxa"/>
+              <w:left w:w="140" w:type="dxa"/>
+              <w:right w:w="140" w:type="dxa"/>
+            </w:tcMar>
+          </w:tcPr>
+          <w:p>
+            <w:pPr>
+              <w:spacing w:before="0" w:after="0" w:line="276" w:lineRule="auto"/>
+              <w:jc w:val="left"/>
+            </w:pPr>
+            <w:r>
+              <w:rPr>
+                <w:rFonts w:ascii="Calibri" w:hAnsi="Calibri"/>
+                <w:color w:val="1A202C"/>
+                <w:sz w:val="19"/>
+              </w:rPr>
+              <w:t>Python unittest &amp; pytest automated testing harnesses</w:t>
+            </w:r>
+          </w:p>
+        </w:tc>
+      </w:tr>
+      <w:tr>
+        <w:tc>
+          <w:tcPr>
+            <w:tcW w:type="dxa" w:w="2160"/>
+            <w:shd w:val="clear" w:color="auto" w:fill="F7FAFC"/>
+            <w:tcMar>
+              <w:top w:w="100" w:type="dxa"/>
+              <w:bottom w:w="100" w:type="dxa"/>
+              <w:left w:w="140" w:type="dxa"/>
+              <w:right w:w="140" w:type="dxa"/>
+            </w:tcMar>
+          </w:tcPr>
+          <w:p>
+            <w:pPr>
+              <w:spacing w:before="0" w:after="0" w:line="276" w:lineRule="auto"/>
+              <w:jc w:val="left"/>
+            </w:pPr>
+            <w:r>
+              <w:rPr>
+                <w:rFonts w:ascii="Calibri" w:hAnsi="Calibri"/>
+                <w:color w:val="1A202C"/>
+                <w:sz w:val="19"/>
+              </w:rPr>
+              <w:t>Software / Runtime</w:t>
+            </w:r>
+          </w:p>
+        </w:tc>
+        <w:tc>
+          <w:tcPr>
+            <w:tcW w:type="dxa" w:w="3168"/>
+            <w:shd w:val="clear" w:color="auto" w:fill="F7FAFC"/>
+            <w:tcMar>
+              <w:top w:w="100" w:type="dxa"/>
+              <w:bottom w:w="100" w:type="dxa"/>
+              <w:left w:w="140" w:type="dxa"/>
+              <w:right w:w="140" w:type="dxa"/>
+            </w:tcMar>
+          </w:tcPr>
+          <w:p>
+            <w:pPr>
+              <w:spacing w:before="0" w:after="0" w:line="276" w:lineRule="auto"/>
+              <w:jc w:val="left"/>
+            </w:pPr>
+            <w:r>
+              <w:rPr>
+                <w:rFonts w:ascii="Calibri" w:hAnsi="Calibri"/>
+                <w:color w:val="1A202C"/>
+                <w:sz w:val="19"/>
+              </w:rPr>
+              <w:t>Version Control</w:t>
+            </w:r>
+          </w:p>
+        </w:tc>
+        <w:tc>
+          <w:tcPr>
+            <w:tcW w:type="dxa" w:w="4032"/>
+            <w:shd w:val="clear" w:color="auto" w:fill="F7FAFC"/>
+            <w:tcMar>
+              <w:top w:w="100" w:type="dxa"/>
+              <w:bottom w:w="100" w:type="dxa"/>
+              <w:left w:w="140" w:type="dxa"/>
+              <w:right w:w="140" w:type="dxa"/>
+            </w:tcMar>
+          </w:tcPr>
+          <w:p>
+            <w:pPr>
+              <w:spacing w:before="0" w:after="0" w:line="276" w:lineRule="auto"/>
+              <w:jc w:val="left"/>
+            </w:pPr>
+            <w:r>
+              <w:rPr>
+                <w:rFonts w:ascii="Calibri" w:hAnsi="Calibri"/>
+                <w:color w:val="1A202C"/>
+                <w:sz w:val="19"/>
+              </w:rPr>
+              <w:t>Git v2.40+ &amp; GitHub Pages CI/CD deployment</w:t>
+            </w:r>
+          </w:p>
+        </w:tc>
+      </w:tr>
+    </w:tbl>
+    <w:p/>
     <w:p>
       <w:pPr>
         <w:pStyle w:val="Heading2"/>
+        <w:spacing w:before="200" w:after="60"/>
       </w:pPr>
       <w:r>
         <w:rPr>
           <w:rFonts w:ascii="Calibri" w:hAnsi="Calibri"/>
           <w:b/>
           <w:color w:val="2C3E50"/>
-          <w:sz w:val="26"/>
+          <w:sz w:val="25"/>
         </w:rPr>
-        <w:t>4. CSS Code Implementation Highlights</w:t>
+        <w:t>3. Design Token Architecture &amp; Color Hierarchy</w:t>
+      </w:r>
+    </w:p>
+    <w:p>
+      <w:pPr>
+        <w:spacing w:before="0" w:after="90" w:line="276" w:lineRule="auto"/>
+      </w:pPr>
+      <w:r>
+        <w:rPr>
+          <w:rFonts w:ascii="Calibri" w:hAnsi="Calibri"/>
+          <w:color w:val="1A202C"/>
+          <w:sz w:val="21"/>
+        </w:rPr>
+        <w:t>Ledgerly enforces visual consistency through CSS Custom Properties (variables) declared at the :root and [data-theme='dark'] levels. This decouples design decisions from component logic, making theme toggles instantaneous without style recalculation overhead.</w:t>
+      </w:r>
+    </w:p>
+    <w:tbl>
+      <w:tblPr>
+        <w:tblW w:type="auto" w:w="0"/>
+        <w:jc w:val="center"/>
+        <w:tblLayout w:type="fixed"/>
+        <w:tblLook w:firstColumn="1" w:firstRow="1" w:lastColumn="0" w:lastRow="0" w:noHBand="0" w:noVBand="1" w:val="04A0"/>
+        <w:tblBorders>
+          <w:top w:val="single" w:sz="4" w:space="0" w:color="D1D5DB"/>
+          <w:left w:val="single" w:sz="4" w:space="0" w:color="D1D5DB"/>
+          <w:bottom w:val="single" w:sz="4" w:space="0" w:color="D1D5DB"/>
+          <w:right w:val="single" w:sz="4" w:space="0" w:color="D1D5DB"/>
+          <w:insideH w:val="single" w:sz="4" w:space="0" w:color="D1D5DB"/>
+          <w:insideV w:val="single" w:sz="4" w:space="0" w:color="D1D5DB"/>
+        </w:tblBorders>
+      </w:tblPr>
+      <w:tblGrid>
+        <w:gridCol w:w="3120"/>
+        <w:gridCol w:w="3120"/>
+        <w:gridCol w:w="3120"/>
+      </w:tblGrid>
+      <w:tr>
+        <w:tc>
+          <w:tcPr>
+            <w:tcW w:type="dxa" w:w="2592"/>
+            <w:shd w:val="clear" w:color="auto" w:fill="1B4D4B"/>
+            <w:tcMar>
+              <w:top w:w="120" w:type="dxa"/>
+              <w:bottom w:w="120" w:type="dxa"/>
+              <w:left w:w="140" w:type="dxa"/>
+              <w:right w:w="140" w:type="dxa"/>
+            </w:tcMar>
+          </w:tcPr>
+          <w:p>
+            <w:pPr>
+              <w:spacing w:before="0" w:after="0"/>
+              <w:jc w:val="left"/>
+            </w:pPr>
+            <w:r>
+              <w:rPr>
+                <w:rFonts w:ascii="Calibri" w:hAnsi="Calibri"/>
+                <w:b/>
+                <w:color w:val="FFFFFF"/>
+                <w:sz w:val="20"/>
+              </w:rPr>
+              <w:t>Design Token</w:t>
+            </w:r>
+          </w:p>
+        </w:tc>
+        <w:tc>
+          <w:tcPr>
+            <w:tcW w:type="dxa" w:w="2304"/>
+            <w:shd w:val="clear" w:color="auto" w:fill="1B4D4B"/>
+            <w:tcMar>
+              <w:top w:w="120" w:type="dxa"/>
+              <w:bottom w:w="120" w:type="dxa"/>
+              <w:left w:w="140" w:type="dxa"/>
+              <w:right w:w="140" w:type="dxa"/>
+            </w:tcMar>
+          </w:tcPr>
+          <w:p>
+            <w:pPr>
+              <w:spacing w:before="0" w:after="0"/>
+              <w:jc w:val="left"/>
+            </w:pPr>
+            <w:r>
+              <w:rPr>
+                <w:rFonts w:ascii="Calibri" w:hAnsi="Calibri"/>
+                <w:b/>
+                <w:color w:val="FFFFFF"/>
+                <w:sz w:val="20"/>
+              </w:rPr>
+              <w:t>Role / Value</w:t>
+            </w:r>
+          </w:p>
+        </w:tc>
+        <w:tc>
+          <w:tcPr>
+            <w:tcW w:type="dxa" w:w="4464"/>
+            <w:shd w:val="clear" w:color="auto" w:fill="1B4D4B"/>
+            <w:tcMar>
+              <w:top w:w="120" w:type="dxa"/>
+              <w:bottom w:w="120" w:type="dxa"/>
+              <w:left w:w="140" w:type="dxa"/>
+              <w:right w:w="140" w:type="dxa"/>
+            </w:tcMar>
+          </w:tcPr>
+          <w:p>
+            <w:pPr>
+              <w:spacing w:before="0" w:after="0"/>
+              <w:jc w:val="left"/>
+            </w:pPr>
+            <w:r>
+              <w:rPr>
+                <w:rFonts w:ascii="Calibri" w:hAnsi="Calibri"/>
+                <w:b/>
+                <w:color w:val="FFFFFF"/>
+                <w:sz w:val="20"/>
+              </w:rPr>
+              <w:t>Functional Application</w:t>
+            </w:r>
+          </w:p>
+        </w:tc>
+      </w:tr>
+      <w:tr>
+        <w:tc>
+          <w:tcPr>
+            <w:tcW w:type="dxa" w:w="2592"/>
+            <w:shd w:val="clear" w:color="auto" w:fill="FFFFFF"/>
+            <w:tcMar>
+              <w:top w:w="100" w:type="dxa"/>
+              <w:bottom w:w="100" w:type="dxa"/>
+              <w:left w:w="140" w:type="dxa"/>
+              <w:right w:w="140" w:type="dxa"/>
+            </w:tcMar>
+          </w:tcPr>
+          <w:p>
+            <w:pPr>
+              <w:spacing w:before="0" w:after="0" w:line="276" w:lineRule="auto"/>
+              <w:jc w:val="left"/>
+            </w:pPr>
+            <w:r>
+              <w:rPr>
+                <w:rFonts w:ascii="Calibri" w:hAnsi="Calibri"/>
+                <w:color w:val="1A202C"/>
+                <w:sz w:val="19"/>
+              </w:rPr>
+              <w:t>--teal (#1b4d4b)</w:t>
+            </w:r>
+          </w:p>
+        </w:tc>
+        <w:tc>
+          <w:tcPr>
+            <w:tcW w:type="dxa" w:w="2304"/>
+            <w:shd w:val="clear" w:color="auto" w:fill="FFFFFF"/>
+            <w:tcMar>
+              <w:top w:w="100" w:type="dxa"/>
+              <w:bottom w:w="100" w:type="dxa"/>
+              <w:left w:w="140" w:type="dxa"/>
+              <w:right w:w="140" w:type="dxa"/>
+            </w:tcMar>
+          </w:tcPr>
+          <w:p>
+            <w:pPr>
+              <w:spacing w:before="0" w:after="0" w:line="276" w:lineRule="auto"/>
+              <w:jc w:val="left"/>
+            </w:pPr>
+            <w:r>
+              <w:rPr>
+                <w:rFonts w:ascii="Calibri" w:hAnsi="Calibri"/>
+                <w:color w:val="1A202C"/>
+                <w:sz w:val="19"/>
+              </w:rPr>
+              <w:t>Primary Brand Color</w:t>
+            </w:r>
+          </w:p>
+        </w:tc>
+        <w:tc>
+          <w:tcPr>
+            <w:tcW w:type="dxa" w:w="4464"/>
+            <w:shd w:val="clear" w:color="auto" w:fill="FFFFFF"/>
+            <w:tcMar>
+              <w:top w:w="100" w:type="dxa"/>
+              <w:bottom w:w="100" w:type="dxa"/>
+              <w:left w:w="140" w:type="dxa"/>
+              <w:right w:w="140" w:type="dxa"/>
+            </w:tcMar>
+          </w:tcPr>
+          <w:p>
+            <w:pPr>
+              <w:spacing w:before="0" w:after="0" w:line="276" w:lineRule="auto"/>
+              <w:jc w:val="left"/>
+            </w:pPr>
+            <w:r>
+              <w:rPr>
+                <w:rFonts w:ascii="Calibri" w:hAnsi="Calibri"/>
+                <w:color w:val="1A202C"/>
+                <w:sz w:val="19"/>
+              </w:rPr>
+              <w:t>Used for high-priority navigation links, primary action buttons, and table headers.</w:t>
+            </w:r>
+          </w:p>
+        </w:tc>
+      </w:tr>
+      <w:tr>
+        <w:tc>
+          <w:tcPr>
+            <w:tcW w:type="dxa" w:w="2592"/>
+            <w:shd w:val="clear" w:color="auto" w:fill="F7FAFC"/>
+            <w:tcMar>
+              <w:top w:w="100" w:type="dxa"/>
+              <w:bottom w:w="100" w:type="dxa"/>
+              <w:left w:w="140" w:type="dxa"/>
+              <w:right w:w="140" w:type="dxa"/>
+            </w:tcMar>
+          </w:tcPr>
+          <w:p>
+            <w:pPr>
+              <w:spacing w:before="0" w:after="0" w:line="276" w:lineRule="auto"/>
+              <w:jc w:val="left"/>
+            </w:pPr>
+            <w:r>
+              <w:rPr>
+                <w:rFonts w:ascii="Calibri" w:hAnsi="Calibri"/>
+                <w:color w:val="1A202C"/>
+                <w:sz w:val="19"/>
+              </w:rPr>
+              <w:t>--paper (#fbfbf7)</w:t>
+            </w:r>
+          </w:p>
+        </w:tc>
+        <w:tc>
+          <w:tcPr>
+            <w:tcW w:type="dxa" w:w="2304"/>
+            <w:shd w:val="clear" w:color="auto" w:fill="F7FAFC"/>
+            <w:tcMar>
+              <w:top w:w="100" w:type="dxa"/>
+              <w:bottom w:w="100" w:type="dxa"/>
+              <w:left w:w="140" w:type="dxa"/>
+              <w:right w:w="140" w:type="dxa"/>
+            </w:tcMar>
+          </w:tcPr>
+          <w:p>
+            <w:pPr>
+              <w:spacing w:before="0" w:after="0" w:line="276" w:lineRule="auto"/>
+              <w:jc w:val="left"/>
+            </w:pPr>
+            <w:r>
+              <w:rPr>
+                <w:rFonts w:ascii="Calibri" w:hAnsi="Calibri"/>
+                <w:color w:val="1A202C"/>
+                <w:sz w:val="19"/>
+              </w:rPr>
+              <w:t>Surface / Canvas Fill</w:t>
+            </w:r>
+          </w:p>
+        </w:tc>
+        <w:tc>
+          <w:tcPr>
+            <w:tcW w:type="dxa" w:w="4464"/>
+            <w:shd w:val="clear" w:color="auto" w:fill="F7FAFC"/>
+            <w:tcMar>
+              <w:top w:w="100" w:type="dxa"/>
+              <w:bottom w:w="100" w:type="dxa"/>
+              <w:left w:w="140" w:type="dxa"/>
+              <w:right w:w="140" w:type="dxa"/>
+            </w:tcMar>
+          </w:tcPr>
+          <w:p>
+            <w:pPr>
+              <w:spacing w:before="0" w:after="0" w:line="276" w:lineRule="auto"/>
+              <w:jc w:val="left"/>
+            </w:pPr>
+            <w:r>
+              <w:rPr>
+                <w:rFonts w:ascii="Calibri" w:hAnsi="Calibri"/>
+                <w:color w:val="1A202C"/>
+                <w:sz w:val="19"/>
+              </w:rPr>
+              <w:t>Warm off-white background minimizing eye strain compared to harsh #ffffff.</w:t>
+            </w:r>
+          </w:p>
+        </w:tc>
+      </w:tr>
+      <w:tr>
+        <w:tc>
+          <w:tcPr>
+            <w:tcW w:type="dxa" w:w="2592"/>
+            <w:shd w:val="clear" w:color="auto" w:fill="FFFFFF"/>
+            <w:tcMar>
+              <w:top w:w="100" w:type="dxa"/>
+              <w:bottom w:w="100" w:type="dxa"/>
+              <w:left w:w="140" w:type="dxa"/>
+              <w:right w:w="140" w:type="dxa"/>
+            </w:tcMar>
+          </w:tcPr>
+          <w:p>
+            <w:pPr>
+              <w:spacing w:before="0" w:after="0" w:line="276" w:lineRule="auto"/>
+              <w:jc w:val="left"/>
+            </w:pPr>
+            <w:r>
+              <w:rPr>
+                <w:rFonts w:ascii="Calibri" w:hAnsi="Calibri"/>
+                <w:color w:val="1A202C"/>
+                <w:sz w:val="19"/>
+              </w:rPr>
+              <w:t>--ink (#1f2923)</w:t>
+            </w:r>
+          </w:p>
+        </w:tc>
+        <w:tc>
+          <w:tcPr>
+            <w:tcW w:type="dxa" w:w="2304"/>
+            <w:shd w:val="clear" w:color="auto" w:fill="FFFFFF"/>
+            <w:tcMar>
+              <w:top w:w="100" w:type="dxa"/>
+              <w:bottom w:w="100" w:type="dxa"/>
+              <w:left w:w="140" w:type="dxa"/>
+              <w:right w:w="140" w:type="dxa"/>
+            </w:tcMar>
+          </w:tcPr>
+          <w:p>
+            <w:pPr>
+              <w:spacing w:before="0" w:after="0" w:line="276" w:lineRule="auto"/>
+              <w:jc w:val="left"/>
+            </w:pPr>
+            <w:r>
+              <w:rPr>
+                <w:rFonts w:ascii="Calibri" w:hAnsi="Calibri"/>
+                <w:color w:val="1A202C"/>
+                <w:sz w:val="19"/>
+              </w:rPr>
+              <w:t>Primary Typography</w:t>
+            </w:r>
+          </w:p>
+        </w:tc>
+        <w:tc>
+          <w:tcPr>
+            <w:tcW w:type="dxa" w:w="4464"/>
+            <w:shd w:val="clear" w:color="auto" w:fill="FFFFFF"/>
+            <w:tcMar>
+              <w:top w:w="100" w:type="dxa"/>
+              <w:bottom w:w="100" w:type="dxa"/>
+              <w:left w:w="140" w:type="dxa"/>
+              <w:right w:w="140" w:type="dxa"/>
+            </w:tcMar>
+          </w:tcPr>
+          <w:p>
+            <w:pPr>
+              <w:spacing w:before="0" w:after="0" w:line="276" w:lineRule="auto"/>
+              <w:jc w:val="left"/>
+            </w:pPr>
+            <w:r>
+              <w:rPr>
+                <w:rFonts w:ascii="Calibri" w:hAnsi="Calibri"/>
+                <w:color w:val="1A202C"/>
+                <w:sz w:val="19"/>
+              </w:rPr>
+              <w:t>Deep charcoal text providing high contrast compliance (WCAG AAA ratio &gt; 7:1).</w:t>
+            </w:r>
+          </w:p>
+        </w:tc>
+      </w:tr>
+      <w:tr>
+        <w:tc>
+          <w:tcPr>
+            <w:tcW w:type="dxa" w:w="2592"/>
+            <w:shd w:val="clear" w:color="auto" w:fill="F7FAFC"/>
+            <w:tcMar>
+              <w:top w:w="100" w:type="dxa"/>
+              <w:bottom w:w="100" w:type="dxa"/>
+              <w:left w:w="140" w:type="dxa"/>
+              <w:right w:w="140" w:type="dxa"/>
+            </w:tcMar>
+          </w:tcPr>
+          <w:p>
+            <w:pPr>
+              <w:spacing w:before="0" w:after="0" w:line="276" w:lineRule="auto"/>
+              <w:jc w:val="left"/>
+            </w:pPr>
+            <w:r>
+              <w:rPr>
+                <w:rFonts w:ascii="Calibri" w:hAnsi="Calibri"/>
+                <w:color w:val="1A202C"/>
+                <w:sz w:val="19"/>
+              </w:rPr>
+              <w:t>--line (#d3d6c7)</w:t>
+            </w:r>
+          </w:p>
+        </w:tc>
+        <w:tc>
+          <w:tcPr>
+            <w:tcW w:type="dxa" w:w="2304"/>
+            <w:shd w:val="clear" w:color="auto" w:fill="F7FAFC"/>
+            <w:tcMar>
+              <w:top w:w="100" w:type="dxa"/>
+              <w:bottom w:w="100" w:type="dxa"/>
+              <w:left w:w="140" w:type="dxa"/>
+              <w:right w:w="140" w:type="dxa"/>
+            </w:tcMar>
+          </w:tcPr>
+          <w:p>
+            <w:pPr>
+              <w:spacing w:before="0" w:after="0" w:line="276" w:lineRule="auto"/>
+              <w:jc w:val="left"/>
+            </w:pPr>
+            <w:r>
+              <w:rPr>
+                <w:rFonts w:ascii="Calibri" w:hAnsi="Calibri"/>
+                <w:color w:val="1A202C"/>
+                <w:sz w:val="19"/>
+              </w:rPr>
+              <w:t>Structural Dividers</w:t>
+            </w:r>
+          </w:p>
+        </w:tc>
+        <w:tc>
+          <w:tcPr>
+            <w:tcW w:type="dxa" w:w="4464"/>
+            <w:shd w:val="clear" w:color="auto" w:fill="F7FAFC"/>
+            <w:tcMar>
+              <w:top w:w="100" w:type="dxa"/>
+              <w:bottom w:w="100" w:type="dxa"/>
+              <w:left w:w="140" w:type="dxa"/>
+              <w:right w:w="140" w:type="dxa"/>
+            </w:tcMar>
+          </w:tcPr>
+          <w:p>
+            <w:pPr>
+              <w:spacing w:before="0" w:after="0" w:line="276" w:lineRule="auto"/>
+              <w:jc w:val="left"/>
+            </w:pPr>
+            <w:r>
+              <w:rPr>
+                <w:rFonts w:ascii="Calibri" w:hAnsi="Calibri"/>
+                <w:color w:val="1A202C"/>
+                <w:sz w:val="19"/>
+              </w:rPr>
+              <w:t>Subtle border dividers organizing cards, line-item rows, and tabular data.</w:t>
+            </w:r>
+          </w:p>
+        </w:tc>
+      </w:tr>
+      <w:tr>
+        <w:tc>
+          <w:tcPr>
+            <w:tcW w:type="dxa" w:w="2592"/>
+            <w:shd w:val="clear" w:color="auto" w:fill="FFFFFF"/>
+            <w:tcMar>
+              <w:top w:w="100" w:type="dxa"/>
+              <w:bottom w:w="100" w:type="dxa"/>
+              <w:left w:w="140" w:type="dxa"/>
+              <w:right w:w="140" w:type="dxa"/>
+            </w:tcMar>
+          </w:tcPr>
+          <w:p>
+            <w:pPr>
+              <w:spacing w:before="0" w:after="0" w:line="276" w:lineRule="auto"/>
+              <w:jc w:val="left"/>
+            </w:pPr>
+            <w:r>
+              <w:rPr>
+                <w:rFonts w:ascii="Calibri" w:hAnsi="Calibri"/>
+                <w:color w:val="1A202C"/>
+                <w:sz w:val="19"/>
+              </w:rPr>
+              <w:t>--rust (#b82d18)</w:t>
+            </w:r>
+          </w:p>
+        </w:tc>
+        <w:tc>
+          <w:tcPr>
+            <w:tcW w:type="dxa" w:w="2304"/>
+            <w:shd w:val="clear" w:color="auto" w:fill="FFFFFF"/>
+            <w:tcMar>
+              <w:top w:w="100" w:type="dxa"/>
+              <w:bottom w:w="100" w:type="dxa"/>
+              <w:left w:w="140" w:type="dxa"/>
+              <w:right w:w="140" w:type="dxa"/>
+            </w:tcMar>
+          </w:tcPr>
+          <w:p>
+            <w:pPr>
+              <w:spacing w:before="0" w:after="0" w:line="276" w:lineRule="auto"/>
+              <w:jc w:val="left"/>
+            </w:pPr>
+            <w:r>
+              <w:rPr>
+                <w:rFonts w:ascii="Calibri" w:hAnsi="Calibri"/>
+                <w:color w:val="1A202C"/>
+                <w:sz w:val="19"/>
+              </w:rPr>
+              <w:t>Alert / Overdue Color</w:t>
+            </w:r>
+          </w:p>
+        </w:tc>
+        <w:tc>
+          <w:tcPr>
+            <w:tcW w:type="dxa" w:w="4464"/>
+            <w:shd w:val="clear" w:color="auto" w:fill="FFFFFF"/>
+            <w:tcMar>
+              <w:top w:w="100" w:type="dxa"/>
+              <w:bottom w:w="100" w:type="dxa"/>
+              <w:left w:w="140" w:type="dxa"/>
+              <w:right w:w="140" w:type="dxa"/>
+            </w:tcMar>
+          </w:tcPr>
+          <w:p>
+            <w:pPr>
+              <w:spacing w:before="0" w:after="0" w:line="276" w:lineRule="auto"/>
+              <w:jc w:val="left"/>
+            </w:pPr>
+            <w:r>
+              <w:rPr>
+                <w:rFonts w:ascii="Calibri" w:hAnsi="Calibri"/>
+                <w:color w:val="1A202C"/>
+                <w:sz w:val="19"/>
+              </w:rPr>
+              <w:t>High-visibility accent for overdue balance indicators and destructive actions.</w:t>
+            </w:r>
+          </w:p>
+        </w:tc>
+      </w:tr>
+      <w:tr>
+        <w:tc>
+          <w:tcPr>
+            <w:tcW w:type="dxa" w:w="2592"/>
+            <w:shd w:val="clear" w:color="auto" w:fill="F7FAFC"/>
+            <w:tcMar>
+              <w:top w:w="100" w:type="dxa"/>
+              <w:bottom w:w="100" w:type="dxa"/>
+              <w:left w:w="140" w:type="dxa"/>
+              <w:right w:w="140" w:type="dxa"/>
+            </w:tcMar>
+          </w:tcPr>
+          <w:p>
+            <w:pPr>
+              <w:spacing w:before="0" w:after="0" w:line="276" w:lineRule="auto"/>
+              <w:jc w:val="left"/>
+            </w:pPr>
+            <w:r>
+              <w:rPr>
+                <w:rFonts w:ascii="Calibri" w:hAnsi="Calibri"/>
+                <w:color w:val="1A202C"/>
+                <w:sz w:val="19"/>
+              </w:rPr>
+              <w:t>--brass (#a3803c)</w:t>
+            </w:r>
+          </w:p>
+        </w:tc>
+        <w:tc>
+          <w:tcPr>
+            <w:tcW w:type="dxa" w:w="2304"/>
+            <w:shd w:val="clear" w:color="auto" w:fill="F7FAFC"/>
+            <w:tcMar>
+              <w:top w:w="100" w:type="dxa"/>
+              <w:bottom w:w="100" w:type="dxa"/>
+              <w:left w:w="140" w:type="dxa"/>
+              <w:right w:w="140" w:type="dxa"/>
+            </w:tcMar>
+          </w:tcPr>
+          <w:p>
+            <w:pPr>
+              <w:spacing w:before="0" w:after="0" w:line="276" w:lineRule="auto"/>
+              <w:jc w:val="left"/>
+            </w:pPr>
+            <w:r>
+              <w:rPr>
+                <w:rFonts w:ascii="Calibri" w:hAnsi="Calibri"/>
+                <w:color w:val="1A202C"/>
+                <w:sz w:val="19"/>
+              </w:rPr>
+              <w:t>Accent Highlight</w:t>
+            </w:r>
+          </w:p>
+        </w:tc>
+        <w:tc>
+          <w:tcPr>
+            <w:tcW w:type="dxa" w:w="4464"/>
+            <w:shd w:val="clear" w:color="auto" w:fill="F7FAFC"/>
+            <w:tcMar>
+              <w:top w:w="100" w:type="dxa"/>
+              <w:bottom w:w="100" w:type="dxa"/>
+              <w:left w:w="140" w:type="dxa"/>
+              <w:right w:w="140" w:type="dxa"/>
+            </w:tcMar>
+          </w:tcPr>
+          <w:p>
+            <w:pPr>
+              <w:spacing w:before="0" w:after="0" w:line="276" w:lineRule="auto"/>
+              <w:jc w:val="left"/>
+            </w:pPr>
+            <w:r>
+              <w:rPr>
+                <w:rFonts w:ascii="Calibri" w:hAnsi="Calibri"/>
+                <w:color w:val="1A202C"/>
+                <w:sz w:val="19"/>
+              </w:rPr>
+              <w:t>Warm metallic accent for active navigation badges and prominent CTA banners.</w:t>
+            </w:r>
+          </w:p>
+        </w:tc>
+      </w:tr>
+    </w:tbl>
+    <w:p/>
+    <w:p>
+      <w:pPr>
+        <w:pStyle w:val="Heading2"/>
+        <w:spacing w:before="200" w:after="60"/>
+      </w:pPr>
+      <w:r>
+        <w:rPr>
+          <w:rFonts w:ascii="Calibri" w:hAnsi="Calibri"/>
+          <w:b/>
+          <w:color w:val="2C3E50"/>
+          <w:sz w:val="25"/>
+        </w:rPr>
+        <w:t>4. Responsive Layout &amp; Print Media Architecture</w:t>
+      </w:r>
+    </w:p>
+    <w:p>
+      <w:pPr>
+        <w:spacing w:before="0" w:after="90" w:line="276" w:lineRule="auto"/>
+      </w:pPr>
+      <w:r>
+        <w:rPr>
+          <w:rFonts w:ascii="Calibri" w:hAnsi="Calibri"/>
+          <w:color w:val="1A202C"/>
+          <w:sz w:val="21"/>
+        </w:rPr>
+        <w:t>The application employs fluid breakpoints designed from the ground up for mobile and desktop screens:</w:t>
+      </w:r>
+    </w:p>
+    <w:p>
+      <w:pPr>
+        <w:pStyle w:val="ListBullet"/>
+        <w:spacing w:before="0" w:after="50" w:line="276" w:lineRule="auto"/>
+      </w:pPr>
+      <w:r>
+        <w:rPr>
+          <w:rFonts w:ascii="Calibri" w:hAnsi="Calibri"/>
+          <w:b/>
+          <w:color w:val="1A202C"/>
+          <w:sz w:val="21"/>
+        </w:rPr>
+        <w:t xml:space="preserve">Desktop Mode: </w:t>
+      </w:r>
+      <w:r>
+        <w:rPr>
+          <w:rFonts w:ascii="Calibri" w:hAnsi="Calibri"/>
+          <w:color w:val="1A202C"/>
+          <w:sz w:val="21"/>
+        </w:rPr>
+        <w:t>Desktop (&gt;880px): Fixed 240px sidebar navigation + fluid main content area; 4-column KPI metric grid; side-by-side builder forms.</w:t>
+      </w:r>
+    </w:p>
+    <w:p>
+      <w:pPr>
+        <w:pStyle w:val="ListBullet"/>
+        <w:spacing w:before="0" w:after="50" w:line="276" w:lineRule="auto"/>
+      </w:pPr>
+      <w:r>
+        <w:rPr>
+          <w:rFonts w:ascii="Calibri" w:hAnsi="Calibri"/>
+          <w:b/>
+          <w:color w:val="1A202C"/>
+          <w:sz w:val="21"/>
+        </w:rPr>
+        <w:t xml:space="preserve">Tablet / Mobile: </w:t>
+      </w:r>
+      <w:r>
+        <w:rPr>
+          <w:rFonts w:ascii="Calibri" w:hAnsi="Calibri"/>
+          <w:color w:val="1A202C"/>
+          <w:sz w:val="21"/>
+        </w:rPr>
+        <w:t>Tablet / Mobile (&lt;=880px): Off-canvas mobile drawer with animated slide-in transform; KPI metric grid scales down to 2 columns; table containers enable horizontal smooth scrolling.</w:t>
+      </w:r>
+    </w:p>
+    <w:p>
+      <w:pPr>
+        <w:pStyle w:val="ListBullet"/>
+        <w:spacing w:before="0" w:after="50" w:line="276" w:lineRule="auto"/>
+      </w:pPr>
+      <w:r>
+        <w:rPr>
+          <w:rFonts w:ascii="Calibri" w:hAnsi="Calibri"/>
+          <w:b/>
+          <w:color w:val="1A202C"/>
+          <w:sz w:val="21"/>
+        </w:rPr>
+        <w:t xml:space="preserve">Phone Mode: </w:t>
+      </w:r>
+      <w:r>
+        <w:rPr>
+          <w:rFonts w:ascii="Calibri" w:hAnsi="Calibri"/>
+          <w:color w:val="1A202C"/>
+          <w:sz w:val="21"/>
+        </w:rPr>
+        <w:t>Phone (&lt;=640px): Line-item builder cards convert into stacked two-column form clusters; full-width modal action buttons.</w:t>
+      </w:r>
+    </w:p>
+    <w:p>
+      <w:pPr>
+        <w:pStyle w:val="ListBullet"/>
+        <w:spacing w:before="0" w:after="50" w:line="276" w:lineRule="auto"/>
+      </w:pPr>
+      <w:r>
+        <w:rPr>
+          <w:rFonts w:ascii="Calibri" w:hAnsi="Calibri"/>
+          <w:b/>
+          <w:color w:val="1A202C"/>
+          <w:sz w:val="21"/>
+        </w:rPr>
+        <w:t xml:space="preserve">Print Mode: </w:t>
+      </w:r>
+      <w:r>
+        <w:rPr>
+          <w:rFonts w:ascii="Calibri" w:hAnsi="Calibri"/>
+          <w:color w:val="1A202C"/>
+          <w:sz w:val="21"/>
+        </w:rPr>
+        <w:t>Print (@media print): Completely hides sidebar, header buttons, action bars, and background colors; expands #invoiceSheet to 100% width; enforces page-break-inside: avoid on totals and signature blocks.</w:t>
       </w:r>
     </w:p>
     <w:tbl>
@@ -517,20 +2241,28 @@
         <w:tblW w:type="auto" w:w="0"/>
         <w:jc w:val="center"/>
         <w:tblLook w:firstColumn="1" w:firstRow="1" w:lastColumn="0" w:lastRow="0" w:noHBand="0" w:noVBand="1" w:val="04A0"/>
+        <w:tblBorders>
+          <w:top w:val="single" w:sz="4" w:space="0" w:color="E2E8F0"/>
+          <w:left w:val="single" w:sz="4" w:space="0" w:color="E2E8F0"/>
+          <w:bottom w:val="single" w:sz="4" w:space="0" w:color="E2E8F0"/>
+          <w:right w:val="single" w:sz="4" w:space="0" w:color="E2E8F0"/>
+          <w:insideH w:val="single" w:sz="4" w:space="0" w:color="E2E8F0"/>
+          <w:insideV w:val="single" w:sz="4" w:space="0" w:color="E2E8F0"/>
+        </w:tblBorders>
       </w:tblPr>
       <w:tblGrid>
-        <w:gridCol w:w="8640"/>
+        <w:gridCol w:w="9360"/>
       </w:tblGrid>
       <w:tr>
         <w:tc>
           <w:tcPr>
-            <w:tcW w:type="dxa" w:w="8640"/>
+            <w:tcW w:type="dxa" w:w="9360"/>
             <w:shd w:val="clear" w:color="auto" w:fill="F8F9FA"/>
             <w:tcMar>
               <w:top w:w="120" w:type="dxa"/>
               <w:bottom w:w="120" w:type="dxa"/>
-              <w:left w:w="180" w:type="dxa"/>
-              <w:right w:w="180" w:type="dxa"/>
+              <w:left w:w="160" w:type="dxa"/>
+              <w:right w:w="160" w:type="dxa"/>
             </w:tcMar>
           </w:tcPr>
           <w:p>
@@ -540,142 +2272,61 @@
             <w:r>
               <w:rPr>
                 <w:rFonts w:ascii="Consolas" w:hAnsi="Consolas"/>
-                <w:color w:val="2A2A2A"/>
-                <w:sz w:val="19"/>
+                <w:color w:val="2D3748"/>
+                <w:sz w:val="18"/>
               </w:rPr>
-              <w:t>/* =========================================================</w:t>
+              <w:t>/* Responsive Breakpoint: Mobile &amp; Tablet Viewports */</w:t>
               <w:br/>
-              <w:t xml:space="preserve">   LEDGERLY DESIGN TOKENS &amp; SYSTEM VARIABLES (style.css)</w:t>
+              <w:t>@media (max-width: 880px){</w:t>
               <w:br/>
-              <w:t xml:space="preserve">   ========================================================= */</w:t>
+              <w:t xml:space="preserve">  .app-sidebar{</w:t>
               <w:br/>
-              <w:t>:root {</w:t>
+              <w:t xml:space="preserve">    position: fixed;</w:t>
               <w:br/>
-              <w:t xml:space="preserve">  --primary: #1b4d4b;</w:t>
+              <w:t xml:space="preserve">    left: 0; top: 0; bottom: 0;</w:t>
               <w:br/>
-              <w:t xml:space="preserve">  --primary-hover: #143937;</w:t>
+              <w:t xml:space="preserve">    width: 280px;</w:t>
               <w:br/>
-              <w:t xml:space="preserve">  --accent: #2e7d32;</w:t>
+              <w:t xml:space="preserve">    z-index: 1000;</w:t>
               <w:br/>
-              <w:t xml:space="preserve">  --bg-page: #f4f6f8;</w:t>
+              <w:t xml:space="preserve">    transform: translateX(-100%);</w:t>
               <w:br/>
-              <w:t xml:space="preserve">  --bg-surface: #ffffff;</w:t>
+              <w:t xml:space="preserve">    transition: transform 0.25s cubic-bezier(0.16, 1, 0.3, 1);</w:t>
               <w:br/>
-              <w:t xml:space="preserve">  --border-color: #e2e8f0;</w:t>
+              <w:t xml:space="preserve">  }</w:t>
               <w:br/>
-              <w:t xml:space="preserve">  --text-main: #1e293b;</w:t>
+              <w:t xml:space="preserve">  .app-sidebar.open{</w:t>
               <w:br/>
-              <w:t xml:space="preserve">  --text-muted: #64748b;</w:t>
+              <w:t xml:space="preserve">    transform: translateX(0);</w:t>
               <w:br/>
-              <w:t xml:space="preserve">  --shadow-sm: 0 1px 3px rgba(0,0,0,0.08);</w:t>
+              <w:t xml:space="preserve">  }</w:t>
               <w:br/>
-              <w:t xml:space="preserve">  --shadow-md: 0 4px 6px -1px rgba(0,0,0,0.1);</w:t>
+              <w:t xml:space="preserve">  .sidebar-backdrop.show{</w:t>
               <w:br/>
-              <w:t xml:space="preserve">  --radius-md: 8px;</w:t>
+              <w:t xml:space="preserve">    display: block;</w:t>
               <w:br/>
-              <w:t xml:space="preserve">  --radius-lg: 12px;</w:t>
+              <w:t xml:space="preserve">    opacity: 1;</w:t>
               <w:br/>
-              <w:t xml:space="preserve">  --font-sans: 'Inter', -apple-system, sans-serif;</w:t>
+              <w:t xml:space="preserve">  }</w:t>
               <w:br/>
-              <w:t xml:space="preserve">  --font-serif: 'Fraunces', serif;</w:t>
+              <w:t xml:space="preserve">  .stat-grid{</w:t>
+              <w:br/>
+              <w:t xml:space="preserve">    grid-template-columns: repeat(2, 1fr) !important;</w:t>
+              <w:br/>
+              <w:t xml:space="preserve">  }</w:t>
               <w:br/>
               <w:t>}</w:t>
               <w:br/>
               <w:br/>
-              <w:t>/* Dashboard KPI Card Grid Layout */</w:t>
-              <w:br/>
-              <w:t>.kpi-grid {</w:t>
-              <w:br/>
-              <w:t xml:space="preserve">  display: grid;</w:t>
-              <w:br/>
-              <w:t xml:space="preserve">  grid-template-columns: repeat(auto-fit, minmax(220px, 1fr));</w:t>
-              <w:br/>
-              <w:t xml:space="preserve">  gap: 1.25rem;</w:t>
-              <w:br/>
-              <w:t xml:space="preserve">  margin-bottom: 2rem;</w:t>
-              <w:br/>
-              <w:t>}</w:t>
-              <w:br/>
-              <w:br/>
-              <w:t>.kpi-card {</w:t>
-              <w:br/>
-              <w:t xml:space="preserve">  background: var(--bg-surface);</w:t>
-              <w:br/>
-              <w:t xml:space="preserve">  border: 1px solid var(--border-color);</w:t>
-              <w:br/>
-              <w:t xml:space="preserve">  border-radius: var(--radius-lg);</w:t>
-              <w:br/>
-              <w:t xml:space="preserve">  padding: 1.5rem;</w:t>
-              <w:br/>
-              <w:t xml:space="preserve">  box-shadow: var(--shadow-sm);</w:t>
-              <w:br/>
-              <w:t xml:space="preserve">  transition: transform 0.2s ease, box-shadow 0.2s ease;</w:t>
-              <w:br/>
-              <w:t>}</w:t>
-              <w:br/>
-              <w:br/>
-              <w:t>.kpi-card:hover {</w:t>
-              <w:br/>
-              <w:t xml:space="preserve">  transform: translateY(-2px);</w:t>
-              <w:br/>
-              <w:t xml:space="preserve">  box-shadow: var(--shadow-md);</w:t>
-              <w:br/>
-              <w:t>}</w:t>
-              <w:br/>
-              <w:br/>
-              <w:t>/* Buttons &amp; Interactive States */</w:t>
-              <w:br/>
-              <w:t>.btn-primary {</w:t>
-              <w:br/>
-              <w:t xml:space="preserve">  background: var(--primary);</w:t>
-              <w:br/>
-              <w:t xml:space="preserve">  color: #ffffff;</w:t>
-              <w:br/>
-              <w:t xml:space="preserve">  font-weight: 600;</w:t>
-              <w:br/>
-              <w:t xml:space="preserve">  padding: 0.65rem 1.25rem;</w:t>
-              <w:br/>
-              <w:t xml:space="preserve">  border-radius: var(--radius-md);</w:t>
-              <w:br/>
-              <w:t xml:space="preserve">  border: none;</w:t>
-              <w:br/>
-              <w:t xml:space="preserve">  cursor: pointer;</w:t>
-              <w:br/>
-              <w:t xml:space="preserve">  display: inline-flex;</w:t>
-              <w:br/>
-              <w:t xml:space="preserve">  align-items: center;</w:t>
-              <w:br/>
-              <w:t xml:space="preserve">  gap: 0.5rem;</w:t>
-              <w:br/>
-              <w:t xml:space="preserve">  transition: background 0.15s ease;</w:t>
-              <w:br/>
-              <w:t>}</w:t>
-              <w:br/>
-              <w:br/>
-              <w:t>.btn-primary:hover {</w:t>
-              <w:br/>
-              <w:t xml:space="preserve">  background: var(--primary-hover);</w:t>
-              <w:br/>
-              <w:t>}</w:t>
-              <w:br/>
-              <w:br/>
-              <w:t>/* Dedicated Print Stylesheet for Lossless A4 Printing */</w:t>
+              <w:t>/* Print Optimization Stylesheet */</w:t>
               <w:br/>
               <w:t>@media print {</w:t>
               <w:br/>
-              <w:t xml:space="preserve">  body {</w:t>
+              <w:t xml:space="preserve">  body { background: #fff !important; }</w:t>
               <w:br/>
-              <w:t xml:space="preserve">    background: #ffffff !important;</w:t>
+              <w:t xml:space="preserve">  .app-sidebar, .preview-toolbar, .btn, .stat-grid { display: none !important; }</w:t>
               <w:br/>
-              <w:t xml:space="preserve">    padding: 0 !important;</w:t>
-              <w:br/>
-              <w:t xml:space="preserve">  }</w:t>
-              <w:br/>
-              <w:t xml:space="preserve">  .no-print, nav, .app-sidebar, .btn-action, #toast {</w:t>
-              <w:br/>
-              <w:t xml:space="preserve">    display: none !important;</w:t>
-              <w:br/>
-              <w:t xml:space="preserve">  }</w:t>
+              <w:t xml:space="preserve">  .app-main { margin: 0 !important; padding: 0 !important; }</w:t>
               <w:br/>
               <w:t xml:space="preserve">  .invoice-sheet {</w:t>
               <w:br/>
@@ -687,7 +2338,7 @@
               <w:br/>
               <w:t xml:space="preserve">    max-width: 100% !important;</w:t>
               <w:br/>
-              <w:t xml:space="preserve">    padding: 0 !important;</w:t>
+              <w:t xml:space="preserve">    page-break-inside: avoid;</w:t>
               <w:br/>
               <w:t xml:space="preserve">  }</w:t>
               <w:br/>
@@ -697,19 +2348,19 @@
         </w:tc>
       </w:tr>
     </w:tbl>
-    <w:p/>
     <w:p>
       <w:pPr>
-        <w:pStyle w:val="Heading2"/>
+        <w:spacing w:before="60" w:after="120"/>
+        <w:jc w:val="center"/>
       </w:pPr>
       <w:r>
         <w:rPr>
           <w:rFonts w:ascii="Calibri" w:hAnsi="Calibri"/>
-          <w:b/>
-          <w:color w:val="2C3E50"/>
-          <w:sz w:val="26"/>
+          <w:i/>
+          <w:color w:val="718096"/>
+          <w:sz w:val="17"/>
         </w:rPr>
-        <w:t>5. Design System Artifacts</w:t>
+        <w:t>Listing: style.css — Responsive Mobile &amp; Print Stylesheet Rules</w:t>
       </w:r>
     </w:p>
     <w:p>
@@ -735,7 +2386,7 @@
                     <pic:cNvPicPr/>
                   </pic:nvPicPr>
                   <pic:blipFill>
-                    <a:blip r:embed="rId9"/>
+                    <a:blip r:embed="rId11"/>
                     <a:stretch>
                       <a:fillRect/>
                     </a:stretch>
@@ -762,59 +2413,1136 @@
         <w:rPr>
           <w:rFonts w:ascii="Calibri" w:hAnsi="Calibri"/>
           <w:i/>
-          <w:color w:val="666666"/>
+          <w:color w:val="718096"/>
           <w:sz w:val="18"/>
         </w:rPr>
-        <w:t>Figure: Component and UI Module Hierarchy Styled via CSS</w:t>
+        <w:t>Figure: Ledgerly CSS Component &amp; Layout Architecture</w:t>
       </w:r>
     </w:p>
     <w:p/>
     <w:p>
       <w:pPr>
         <w:pStyle w:val="Heading2"/>
+        <w:spacing w:before="200" w:after="60"/>
       </w:pPr>
       <w:r>
         <w:rPr>
           <w:rFonts w:ascii="Calibri" w:hAnsi="Calibri"/>
           <w:b/>
           <w:color w:val="2C3E50"/>
-          <w:sz w:val="26"/>
+          <w:sz w:val="25"/>
         </w:rPr>
-        <w:t>6. Output / Expected Result</w:t>
+        <w:t>Experimental Validation &amp; Test Cases</w:t>
       </w:r>
     </w:p>
-    <w:p>
-      <w:r>
-        <w:t>Applying style.css transforms raw HTML views into a responsive web application. The UI presents typographic hierarchy, smooth hover transitions, accessible contrast ratios, and accurate formatting for on-screen inspection and A4 paper output.</w:t>
-      </w:r>
-    </w:p>
+    <w:tbl>
+      <w:tblPr>
+        <w:tblW w:type="auto" w:w="0"/>
+        <w:jc w:val="center"/>
+        <w:tblLayout w:type="fixed"/>
+        <w:tblLook w:firstColumn="1" w:firstRow="1" w:lastColumn="0" w:lastRow="0" w:noHBand="0" w:noVBand="1" w:val="04A0"/>
+        <w:tblBorders>
+          <w:top w:val="single" w:sz="4" w:space="0" w:color="D1D5DB"/>
+          <w:left w:val="single" w:sz="4" w:space="0" w:color="D1D5DB"/>
+          <w:bottom w:val="single" w:sz="4" w:space="0" w:color="D1D5DB"/>
+          <w:right w:val="single" w:sz="4" w:space="0" w:color="D1D5DB"/>
+          <w:insideH w:val="single" w:sz="4" w:space="0" w:color="D1D5DB"/>
+          <w:insideV w:val="single" w:sz="4" w:space="0" w:color="D1D5DB"/>
+        </w:tblBorders>
+      </w:tblPr>
+      <w:tblGrid>
+        <w:gridCol w:w="1872"/>
+        <w:gridCol w:w="1872"/>
+        <w:gridCol w:w="1872"/>
+        <w:gridCol w:w="1872"/>
+        <w:gridCol w:w="1872"/>
+      </w:tblGrid>
+      <w:tr>
+        <w:tc>
+          <w:tcPr>
+            <w:tcW w:type="dxa" w:w="1440"/>
+            <w:shd w:val="clear" w:color="auto" w:fill="1B4D4B"/>
+            <w:tcMar>
+              <w:top w:w="120" w:type="dxa"/>
+              <w:bottom w:w="120" w:type="dxa"/>
+              <w:left w:w="140" w:type="dxa"/>
+              <w:right w:w="140" w:type="dxa"/>
+            </w:tcMar>
+          </w:tcPr>
+          <w:p>
+            <w:pPr>
+              <w:spacing w:before="0" w:after="0"/>
+              <w:jc w:val="left"/>
+            </w:pPr>
+            <w:r>
+              <w:rPr>
+                <w:rFonts w:ascii="Calibri" w:hAnsi="Calibri"/>
+                <w:b/>
+                <w:color w:val="FFFFFF"/>
+                <w:sz w:val="20"/>
+              </w:rPr>
+              <w:t>Test ID</w:t>
+            </w:r>
+          </w:p>
+        </w:tc>
+        <w:tc>
+          <w:tcPr>
+            <w:tcW w:type="dxa" w:w="2592"/>
+            <w:shd w:val="clear" w:color="auto" w:fill="1B4D4B"/>
+            <w:tcMar>
+              <w:top w:w="120" w:type="dxa"/>
+              <w:bottom w:w="120" w:type="dxa"/>
+              <w:left w:w="140" w:type="dxa"/>
+              <w:right w:w="140" w:type="dxa"/>
+            </w:tcMar>
+          </w:tcPr>
+          <w:p>
+            <w:pPr>
+              <w:spacing w:before="0" w:after="0"/>
+              <w:jc w:val="left"/>
+            </w:pPr>
+            <w:r>
+              <w:rPr>
+                <w:rFonts w:ascii="Calibri" w:hAnsi="Calibri"/>
+                <w:b/>
+                <w:color w:val="FFFFFF"/>
+                <w:sz w:val="20"/>
+              </w:rPr>
+              <w:t>Scenario / Feature Tested</w:t>
+            </w:r>
+          </w:p>
+        </w:tc>
+        <w:tc>
+          <w:tcPr>
+            <w:tcW w:type="dxa" w:w="2160"/>
+            <w:shd w:val="clear" w:color="auto" w:fill="1B4D4B"/>
+            <w:tcMar>
+              <w:top w:w="120" w:type="dxa"/>
+              <w:bottom w:w="120" w:type="dxa"/>
+              <w:left w:w="140" w:type="dxa"/>
+              <w:right w:w="140" w:type="dxa"/>
+            </w:tcMar>
+          </w:tcPr>
+          <w:p>
+            <w:pPr>
+              <w:spacing w:before="0" w:after="0"/>
+              <w:jc w:val="left"/>
+            </w:pPr>
+            <w:r>
+              <w:rPr>
+                <w:rFonts w:ascii="Calibri" w:hAnsi="Calibri"/>
+                <w:b/>
+                <w:color w:val="FFFFFF"/>
+                <w:sz w:val="20"/>
+              </w:rPr>
+              <w:t>Input Data</w:t>
+            </w:r>
+          </w:p>
+        </w:tc>
+        <w:tc>
+          <w:tcPr>
+            <w:tcW w:type="dxa" w:w="2160"/>
+            <w:shd w:val="clear" w:color="auto" w:fill="1B4D4B"/>
+            <w:tcMar>
+              <w:top w:w="120" w:type="dxa"/>
+              <w:bottom w:w="120" w:type="dxa"/>
+              <w:left w:w="140" w:type="dxa"/>
+              <w:right w:w="140" w:type="dxa"/>
+            </w:tcMar>
+          </w:tcPr>
+          <w:p>
+            <w:pPr>
+              <w:spacing w:before="0" w:after="0"/>
+              <w:jc w:val="left"/>
+            </w:pPr>
+            <w:r>
+              <w:rPr>
+                <w:rFonts w:ascii="Calibri" w:hAnsi="Calibri"/>
+                <w:b/>
+                <w:color w:val="FFFFFF"/>
+                <w:sz w:val="20"/>
+              </w:rPr>
+              <w:t>Expected Result</w:t>
+            </w:r>
+          </w:p>
+        </w:tc>
+        <w:tc>
+          <w:tcPr>
+            <w:tcW w:type="dxa" w:w="1008"/>
+            <w:shd w:val="clear" w:color="auto" w:fill="1B4D4B"/>
+            <w:tcMar>
+              <w:top w:w="120" w:type="dxa"/>
+              <w:bottom w:w="120" w:type="dxa"/>
+              <w:left w:w="140" w:type="dxa"/>
+              <w:right w:w="140" w:type="dxa"/>
+            </w:tcMar>
+          </w:tcPr>
+          <w:p>
+            <w:pPr>
+              <w:spacing w:before="0" w:after="0"/>
+              <w:jc w:val="left"/>
+            </w:pPr>
+            <w:r>
+              <w:rPr>
+                <w:rFonts w:ascii="Calibri" w:hAnsi="Calibri"/>
+                <w:b/>
+                <w:color w:val="FFFFFF"/>
+                <w:sz w:val="20"/>
+              </w:rPr>
+              <w:t>Status</w:t>
+            </w:r>
+          </w:p>
+        </w:tc>
+      </w:tr>
+      <w:tr>
+        <w:tc>
+          <w:tcPr>
+            <w:tcW w:type="dxa" w:w="1440"/>
+            <w:shd w:val="clear" w:color="auto" w:fill="FFFFFF"/>
+            <w:tcMar>
+              <w:top w:w="100" w:type="dxa"/>
+              <w:bottom w:w="100" w:type="dxa"/>
+              <w:left w:w="140" w:type="dxa"/>
+              <w:right w:w="140" w:type="dxa"/>
+            </w:tcMar>
+          </w:tcPr>
+          <w:p>
+            <w:pPr>
+              <w:spacing w:before="0" w:after="0" w:line="276" w:lineRule="auto"/>
+              <w:jc w:val="left"/>
+            </w:pPr>
+            <w:r>
+              <w:rPr>
+                <w:rFonts w:ascii="Calibri" w:hAnsi="Calibri"/>
+                <w:color w:val="1A202C"/>
+                <w:sz w:val="19"/>
+              </w:rPr>
+              <w:t>TC_CSS_01</w:t>
+            </w:r>
+          </w:p>
+        </w:tc>
+        <w:tc>
+          <w:tcPr>
+            <w:tcW w:type="dxa" w:w="2592"/>
+            <w:shd w:val="clear" w:color="auto" w:fill="FFFFFF"/>
+            <w:tcMar>
+              <w:top w:w="100" w:type="dxa"/>
+              <w:bottom w:w="100" w:type="dxa"/>
+              <w:left w:w="140" w:type="dxa"/>
+              <w:right w:w="140" w:type="dxa"/>
+            </w:tcMar>
+          </w:tcPr>
+          <w:p>
+            <w:pPr>
+              <w:spacing w:before="0" w:after="0" w:line="276" w:lineRule="auto"/>
+              <w:jc w:val="left"/>
+            </w:pPr>
+            <w:r>
+              <w:rPr>
+                <w:rFonts w:ascii="Calibri" w:hAnsi="Calibri"/>
+                <w:color w:val="1A202C"/>
+                <w:sz w:val="19"/>
+              </w:rPr>
+              <w:t>Verify theme variable switching</w:t>
+            </w:r>
+          </w:p>
+        </w:tc>
+        <w:tc>
+          <w:tcPr>
+            <w:tcW w:type="dxa" w:w="2160"/>
+            <w:shd w:val="clear" w:color="auto" w:fill="FFFFFF"/>
+            <w:tcMar>
+              <w:top w:w="100" w:type="dxa"/>
+              <w:bottom w:w="100" w:type="dxa"/>
+              <w:left w:w="140" w:type="dxa"/>
+              <w:right w:w="140" w:type="dxa"/>
+            </w:tcMar>
+          </w:tcPr>
+          <w:p>
+            <w:pPr>
+              <w:spacing w:before="0" w:after="0" w:line="276" w:lineRule="auto"/>
+              <w:jc w:val="left"/>
+            </w:pPr>
+            <w:r>
+              <w:rPr>
+                <w:rFonts w:ascii="Calibri" w:hAnsi="Calibri"/>
+                <w:color w:val="1A202C"/>
+                <w:sz w:val="19"/>
+              </w:rPr>
+              <w:t>Set data-theme='dark' on &lt;html&gt;</w:t>
+            </w:r>
+          </w:p>
+        </w:tc>
+        <w:tc>
+          <w:tcPr>
+            <w:tcW w:type="dxa" w:w="2160"/>
+            <w:shd w:val="clear" w:color="auto" w:fill="FFFFFF"/>
+            <w:tcMar>
+              <w:top w:w="100" w:type="dxa"/>
+              <w:bottom w:w="100" w:type="dxa"/>
+              <w:left w:w="140" w:type="dxa"/>
+              <w:right w:w="140" w:type="dxa"/>
+            </w:tcMar>
+          </w:tcPr>
+          <w:p>
+            <w:pPr>
+              <w:spacing w:before="0" w:after="0" w:line="276" w:lineRule="auto"/>
+              <w:jc w:val="left"/>
+            </w:pPr>
+            <w:r>
+              <w:rPr>
+                <w:rFonts w:ascii="Calibri" w:hAnsi="Calibri"/>
+                <w:color w:val="1A202C"/>
+                <w:sz w:val="19"/>
+              </w:rPr>
+              <w:t>Background switches to #121815; text switches to #e6eae8</w:t>
+            </w:r>
+          </w:p>
+        </w:tc>
+        <w:tc>
+          <w:tcPr>
+            <w:tcW w:type="dxa" w:w="1008"/>
+            <w:shd w:val="clear" w:color="auto" w:fill="FFFFFF"/>
+            <w:tcMar>
+              <w:top w:w="100" w:type="dxa"/>
+              <w:bottom w:w="100" w:type="dxa"/>
+              <w:left w:w="140" w:type="dxa"/>
+              <w:right w:w="140" w:type="dxa"/>
+            </w:tcMar>
+          </w:tcPr>
+          <w:p>
+            <w:pPr>
+              <w:spacing w:before="0" w:after="0" w:line="276" w:lineRule="auto"/>
+              <w:jc w:val="left"/>
+            </w:pPr>
+            <w:r>
+              <w:rPr>
+                <w:rFonts w:ascii="Calibri" w:hAnsi="Calibri"/>
+                <w:color w:val="1A202C"/>
+                <w:sz w:val="19"/>
+              </w:rPr>
+              <w:t>Pass</w:t>
+            </w:r>
+          </w:p>
+        </w:tc>
+      </w:tr>
+      <w:tr>
+        <w:tc>
+          <w:tcPr>
+            <w:tcW w:type="dxa" w:w="1440"/>
+            <w:shd w:val="clear" w:color="auto" w:fill="F7FAFC"/>
+            <w:tcMar>
+              <w:top w:w="100" w:type="dxa"/>
+              <w:bottom w:w="100" w:type="dxa"/>
+              <w:left w:w="140" w:type="dxa"/>
+              <w:right w:w="140" w:type="dxa"/>
+            </w:tcMar>
+          </w:tcPr>
+          <w:p>
+            <w:pPr>
+              <w:spacing w:before="0" w:after="0" w:line="276" w:lineRule="auto"/>
+              <w:jc w:val="left"/>
+            </w:pPr>
+            <w:r>
+              <w:rPr>
+                <w:rFonts w:ascii="Calibri" w:hAnsi="Calibri"/>
+                <w:color w:val="1A202C"/>
+                <w:sz w:val="19"/>
+              </w:rPr>
+              <w:t>TC_CSS_02</w:t>
+            </w:r>
+          </w:p>
+        </w:tc>
+        <w:tc>
+          <w:tcPr>
+            <w:tcW w:type="dxa" w:w="2592"/>
+            <w:shd w:val="clear" w:color="auto" w:fill="F7FAFC"/>
+            <w:tcMar>
+              <w:top w:w="100" w:type="dxa"/>
+              <w:bottom w:w="100" w:type="dxa"/>
+              <w:left w:w="140" w:type="dxa"/>
+              <w:right w:w="140" w:type="dxa"/>
+            </w:tcMar>
+          </w:tcPr>
+          <w:p>
+            <w:pPr>
+              <w:spacing w:before="0" w:after="0" w:line="276" w:lineRule="auto"/>
+              <w:jc w:val="left"/>
+            </w:pPr>
+            <w:r>
+              <w:rPr>
+                <w:rFonts w:ascii="Calibri" w:hAnsi="Calibri"/>
+                <w:color w:val="1A202C"/>
+                <w:sz w:val="19"/>
+              </w:rPr>
+              <w:t>Verify mobile drawer toggle</w:t>
+            </w:r>
+          </w:p>
+        </w:tc>
+        <w:tc>
+          <w:tcPr>
+            <w:tcW w:type="dxa" w:w="2160"/>
+            <w:shd w:val="clear" w:color="auto" w:fill="F7FAFC"/>
+            <w:tcMar>
+              <w:top w:w="100" w:type="dxa"/>
+              <w:bottom w:w="100" w:type="dxa"/>
+              <w:left w:w="140" w:type="dxa"/>
+              <w:right w:w="140" w:type="dxa"/>
+            </w:tcMar>
+          </w:tcPr>
+          <w:p>
+            <w:pPr>
+              <w:spacing w:before="0" w:after="0" w:line="276" w:lineRule="auto"/>
+              <w:jc w:val="left"/>
+            </w:pPr>
+            <w:r>
+              <w:rPr>
+                <w:rFonts w:ascii="Calibri" w:hAnsi="Calibri"/>
+                <w:color w:val="1A202C"/>
+                <w:sz w:val="19"/>
+              </w:rPr>
+              <w:t>Click #sidebarToggleBtn on mobile</w:t>
+            </w:r>
+          </w:p>
+        </w:tc>
+        <w:tc>
+          <w:tcPr>
+            <w:tcW w:type="dxa" w:w="2160"/>
+            <w:shd w:val="clear" w:color="auto" w:fill="F7FAFC"/>
+            <w:tcMar>
+              <w:top w:w="100" w:type="dxa"/>
+              <w:bottom w:w="100" w:type="dxa"/>
+              <w:left w:w="140" w:type="dxa"/>
+              <w:right w:w="140" w:type="dxa"/>
+            </w:tcMar>
+          </w:tcPr>
+          <w:p>
+            <w:pPr>
+              <w:spacing w:before="0" w:after="0" w:line="276" w:lineRule="auto"/>
+              <w:jc w:val="left"/>
+            </w:pPr>
+            <w:r>
+              <w:rPr>
+                <w:rFonts w:ascii="Calibri" w:hAnsi="Calibri"/>
+                <w:color w:val="1A202C"/>
+                <w:sz w:val="19"/>
+              </w:rPr>
+              <w:t>Sidebar receives .open class and slides in smoothly</w:t>
+            </w:r>
+          </w:p>
+        </w:tc>
+        <w:tc>
+          <w:tcPr>
+            <w:tcW w:type="dxa" w:w="1008"/>
+            <w:shd w:val="clear" w:color="auto" w:fill="F7FAFC"/>
+            <w:tcMar>
+              <w:top w:w="100" w:type="dxa"/>
+              <w:bottom w:w="100" w:type="dxa"/>
+              <w:left w:w="140" w:type="dxa"/>
+              <w:right w:w="140" w:type="dxa"/>
+            </w:tcMar>
+          </w:tcPr>
+          <w:p>
+            <w:pPr>
+              <w:spacing w:before="0" w:after="0" w:line="276" w:lineRule="auto"/>
+              <w:jc w:val="left"/>
+            </w:pPr>
+            <w:r>
+              <w:rPr>
+                <w:rFonts w:ascii="Calibri" w:hAnsi="Calibri"/>
+                <w:color w:val="1A202C"/>
+                <w:sz w:val="19"/>
+              </w:rPr>
+              <w:t>Pass</w:t>
+            </w:r>
+          </w:p>
+        </w:tc>
+      </w:tr>
+      <w:tr>
+        <w:tc>
+          <w:tcPr>
+            <w:tcW w:type="dxa" w:w="1440"/>
+            <w:shd w:val="clear" w:color="auto" w:fill="FFFFFF"/>
+            <w:tcMar>
+              <w:top w:w="100" w:type="dxa"/>
+              <w:bottom w:w="100" w:type="dxa"/>
+              <w:left w:w="140" w:type="dxa"/>
+              <w:right w:w="140" w:type="dxa"/>
+            </w:tcMar>
+          </w:tcPr>
+          <w:p>
+            <w:pPr>
+              <w:spacing w:before="0" w:after="0" w:line="276" w:lineRule="auto"/>
+              <w:jc w:val="left"/>
+            </w:pPr>
+            <w:r>
+              <w:rPr>
+                <w:rFonts w:ascii="Calibri" w:hAnsi="Calibri"/>
+                <w:color w:val="1A202C"/>
+                <w:sz w:val="19"/>
+              </w:rPr>
+              <w:t>TC_CSS_03</w:t>
+            </w:r>
+          </w:p>
+        </w:tc>
+        <w:tc>
+          <w:tcPr>
+            <w:tcW w:type="dxa" w:w="2592"/>
+            <w:shd w:val="clear" w:color="auto" w:fill="FFFFFF"/>
+            <w:tcMar>
+              <w:top w:w="100" w:type="dxa"/>
+              <w:bottom w:w="100" w:type="dxa"/>
+              <w:left w:w="140" w:type="dxa"/>
+              <w:right w:w="140" w:type="dxa"/>
+            </w:tcMar>
+          </w:tcPr>
+          <w:p>
+            <w:pPr>
+              <w:spacing w:before="0" w:after="0" w:line="276" w:lineRule="auto"/>
+              <w:jc w:val="left"/>
+            </w:pPr>
+            <w:r>
+              <w:rPr>
+                <w:rFonts w:ascii="Calibri" w:hAnsi="Calibri"/>
+                <w:color w:val="1A202C"/>
+                <w:sz w:val="19"/>
+              </w:rPr>
+              <w:t>Verify KPI grid responsiveness</w:t>
+            </w:r>
+          </w:p>
+        </w:tc>
+        <w:tc>
+          <w:tcPr>
+            <w:tcW w:type="dxa" w:w="2160"/>
+            <w:shd w:val="clear" w:color="auto" w:fill="FFFFFF"/>
+            <w:tcMar>
+              <w:top w:w="100" w:type="dxa"/>
+              <w:bottom w:w="100" w:type="dxa"/>
+              <w:left w:w="140" w:type="dxa"/>
+              <w:right w:w="140" w:type="dxa"/>
+            </w:tcMar>
+          </w:tcPr>
+          <w:p>
+            <w:pPr>
+              <w:spacing w:before="0" w:after="0" w:line="276" w:lineRule="auto"/>
+              <w:jc w:val="left"/>
+            </w:pPr>
+            <w:r>
+              <w:rPr>
+                <w:rFonts w:ascii="Calibri" w:hAnsi="Calibri"/>
+                <w:color w:val="1A202C"/>
+                <w:sz w:val="19"/>
+              </w:rPr>
+              <w:t>Resize window to 600px width</w:t>
+            </w:r>
+          </w:p>
+        </w:tc>
+        <w:tc>
+          <w:tcPr>
+            <w:tcW w:type="dxa" w:w="2160"/>
+            <w:shd w:val="clear" w:color="auto" w:fill="FFFFFF"/>
+            <w:tcMar>
+              <w:top w:w="100" w:type="dxa"/>
+              <w:bottom w:w="100" w:type="dxa"/>
+              <w:left w:w="140" w:type="dxa"/>
+              <w:right w:w="140" w:type="dxa"/>
+            </w:tcMar>
+          </w:tcPr>
+          <w:p>
+            <w:pPr>
+              <w:spacing w:before="0" w:after="0" w:line="276" w:lineRule="auto"/>
+              <w:jc w:val="left"/>
+            </w:pPr>
+            <w:r>
+              <w:rPr>
+                <w:rFonts w:ascii="Calibri" w:hAnsi="Calibri"/>
+                <w:color w:val="1A202C"/>
+                <w:sz w:val="19"/>
+              </w:rPr>
+              <w:t>Stat grid reflows cleanly into 2 columns without clipping</w:t>
+            </w:r>
+          </w:p>
+        </w:tc>
+        <w:tc>
+          <w:tcPr>
+            <w:tcW w:type="dxa" w:w="1008"/>
+            <w:shd w:val="clear" w:color="auto" w:fill="FFFFFF"/>
+            <w:tcMar>
+              <w:top w:w="100" w:type="dxa"/>
+              <w:bottom w:w="100" w:type="dxa"/>
+              <w:left w:w="140" w:type="dxa"/>
+              <w:right w:w="140" w:type="dxa"/>
+            </w:tcMar>
+          </w:tcPr>
+          <w:p>
+            <w:pPr>
+              <w:spacing w:before="0" w:after="0" w:line="276" w:lineRule="auto"/>
+              <w:jc w:val="left"/>
+            </w:pPr>
+            <w:r>
+              <w:rPr>
+                <w:rFonts w:ascii="Calibri" w:hAnsi="Calibri"/>
+                <w:color w:val="1A202C"/>
+                <w:sz w:val="19"/>
+              </w:rPr>
+              <w:t>Pass</w:t>
+            </w:r>
+          </w:p>
+        </w:tc>
+      </w:tr>
+      <w:tr>
+        <w:tc>
+          <w:tcPr>
+            <w:tcW w:type="dxa" w:w="1440"/>
+            <w:shd w:val="clear" w:color="auto" w:fill="F7FAFC"/>
+            <w:tcMar>
+              <w:top w:w="100" w:type="dxa"/>
+              <w:bottom w:w="100" w:type="dxa"/>
+              <w:left w:w="140" w:type="dxa"/>
+              <w:right w:w="140" w:type="dxa"/>
+            </w:tcMar>
+          </w:tcPr>
+          <w:p>
+            <w:pPr>
+              <w:spacing w:before="0" w:after="0" w:line="276" w:lineRule="auto"/>
+              <w:jc w:val="left"/>
+            </w:pPr>
+            <w:r>
+              <w:rPr>
+                <w:rFonts w:ascii="Calibri" w:hAnsi="Calibri"/>
+                <w:color w:val="1A202C"/>
+                <w:sz w:val="19"/>
+              </w:rPr>
+              <w:t>TC_CSS_04</w:t>
+            </w:r>
+          </w:p>
+        </w:tc>
+        <w:tc>
+          <w:tcPr>
+            <w:tcW w:type="dxa" w:w="2592"/>
+            <w:shd w:val="clear" w:color="auto" w:fill="F7FAFC"/>
+            <w:tcMar>
+              <w:top w:w="100" w:type="dxa"/>
+              <w:bottom w:w="100" w:type="dxa"/>
+              <w:left w:w="140" w:type="dxa"/>
+              <w:right w:w="140" w:type="dxa"/>
+            </w:tcMar>
+          </w:tcPr>
+          <w:p>
+            <w:pPr>
+              <w:spacing w:before="0" w:after="0" w:line="276" w:lineRule="auto"/>
+              <w:jc w:val="left"/>
+            </w:pPr>
+            <w:r>
+              <w:rPr>
+                <w:rFonts w:ascii="Calibri" w:hAnsi="Calibri"/>
+                <w:color w:val="1A202C"/>
+                <w:sz w:val="19"/>
+              </w:rPr>
+              <w:t>Verify print preview layout</w:t>
+            </w:r>
+          </w:p>
+        </w:tc>
+        <w:tc>
+          <w:tcPr>
+            <w:tcW w:type="dxa" w:w="2160"/>
+            <w:shd w:val="clear" w:color="auto" w:fill="F7FAFC"/>
+            <w:tcMar>
+              <w:top w:w="100" w:type="dxa"/>
+              <w:bottom w:w="100" w:type="dxa"/>
+              <w:left w:w="140" w:type="dxa"/>
+              <w:right w:w="140" w:type="dxa"/>
+            </w:tcMar>
+          </w:tcPr>
+          <w:p>
+            <w:pPr>
+              <w:spacing w:before="0" w:after="0" w:line="276" w:lineRule="auto"/>
+              <w:jc w:val="left"/>
+            </w:pPr>
+            <w:r>
+              <w:rPr>
+                <w:rFonts w:ascii="Calibri" w:hAnsi="Calibri"/>
+                <w:color w:val="1A202C"/>
+                <w:sz w:val="19"/>
+              </w:rPr>
+              <w:t>Trigger window.print() on preview</w:t>
+            </w:r>
+          </w:p>
+        </w:tc>
+        <w:tc>
+          <w:tcPr>
+            <w:tcW w:type="dxa" w:w="2160"/>
+            <w:shd w:val="clear" w:color="auto" w:fill="F7FAFC"/>
+            <w:tcMar>
+              <w:top w:w="100" w:type="dxa"/>
+              <w:bottom w:w="100" w:type="dxa"/>
+              <w:left w:w="140" w:type="dxa"/>
+              <w:right w:w="140" w:type="dxa"/>
+            </w:tcMar>
+          </w:tcPr>
+          <w:p>
+            <w:pPr>
+              <w:spacing w:before="0" w:after="0" w:line="276" w:lineRule="auto"/>
+              <w:jc w:val="left"/>
+            </w:pPr>
+            <w:r>
+              <w:rPr>
+                <w:rFonts w:ascii="Calibri" w:hAnsi="Calibri"/>
+                <w:color w:val="1A202C"/>
+                <w:sz w:val="19"/>
+              </w:rPr>
+              <w:t>Toolbar, sidebar, and buttons hidden; A4 sheet cleanly rendered</w:t>
+            </w:r>
+          </w:p>
+        </w:tc>
+        <w:tc>
+          <w:tcPr>
+            <w:tcW w:type="dxa" w:w="1008"/>
+            <w:shd w:val="clear" w:color="auto" w:fill="F7FAFC"/>
+            <w:tcMar>
+              <w:top w:w="100" w:type="dxa"/>
+              <w:bottom w:w="100" w:type="dxa"/>
+              <w:left w:w="140" w:type="dxa"/>
+              <w:right w:w="140" w:type="dxa"/>
+            </w:tcMar>
+          </w:tcPr>
+          <w:p>
+            <w:pPr>
+              <w:spacing w:before="0" w:after="0" w:line="276" w:lineRule="auto"/>
+              <w:jc w:val="left"/>
+            </w:pPr>
+            <w:r>
+              <w:rPr>
+                <w:rFonts w:ascii="Calibri" w:hAnsi="Calibri"/>
+                <w:color w:val="1A202C"/>
+                <w:sz w:val="19"/>
+              </w:rPr>
+              <w:t>Pass</w:t>
+            </w:r>
+          </w:p>
+        </w:tc>
+      </w:tr>
+      <w:tr>
+        <w:tc>
+          <w:tcPr>
+            <w:tcW w:type="dxa" w:w="1440"/>
+            <w:shd w:val="clear" w:color="auto" w:fill="FFFFFF"/>
+            <w:tcMar>
+              <w:top w:w="100" w:type="dxa"/>
+              <w:bottom w:w="100" w:type="dxa"/>
+              <w:left w:w="140" w:type="dxa"/>
+              <w:right w:w="140" w:type="dxa"/>
+            </w:tcMar>
+          </w:tcPr>
+          <w:p>
+            <w:pPr>
+              <w:spacing w:before="0" w:after="0" w:line="276" w:lineRule="auto"/>
+              <w:jc w:val="left"/>
+            </w:pPr>
+            <w:r>
+              <w:rPr>
+                <w:rFonts w:ascii="Calibri" w:hAnsi="Calibri"/>
+                <w:color w:val="1A202C"/>
+                <w:sz w:val="19"/>
+              </w:rPr>
+              <w:t>TC_CSS_05</w:t>
+            </w:r>
+          </w:p>
+        </w:tc>
+        <w:tc>
+          <w:tcPr>
+            <w:tcW w:type="dxa" w:w="2592"/>
+            <w:shd w:val="clear" w:color="auto" w:fill="FFFFFF"/>
+            <w:tcMar>
+              <w:top w:w="100" w:type="dxa"/>
+              <w:bottom w:w="100" w:type="dxa"/>
+              <w:left w:w="140" w:type="dxa"/>
+              <w:right w:w="140" w:type="dxa"/>
+            </w:tcMar>
+          </w:tcPr>
+          <w:p>
+            <w:pPr>
+              <w:spacing w:before="0" w:after="0" w:line="276" w:lineRule="auto"/>
+              <w:jc w:val="left"/>
+            </w:pPr>
+            <w:r>
+              <w:rPr>
+                <w:rFonts w:ascii="Calibri" w:hAnsi="Calibri"/>
+                <w:color w:val="1A202C"/>
+                <w:sz w:val="19"/>
+              </w:rPr>
+              <w:t>Verify touch-action on signature pad</w:t>
+            </w:r>
+          </w:p>
+        </w:tc>
+        <w:tc>
+          <w:tcPr>
+            <w:tcW w:type="dxa" w:w="2160"/>
+            <w:shd w:val="clear" w:color="auto" w:fill="FFFFFF"/>
+            <w:tcMar>
+              <w:top w:w="100" w:type="dxa"/>
+              <w:bottom w:w="100" w:type="dxa"/>
+              <w:left w:w="140" w:type="dxa"/>
+              <w:right w:w="140" w:type="dxa"/>
+            </w:tcMar>
+          </w:tcPr>
+          <w:p>
+            <w:pPr>
+              <w:spacing w:before="0" w:after="0" w:line="276" w:lineRule="auto"/>
+              <w:jc w:val="left"/>
+            </w:pPr>
+            <w:r>
+              <w:rPr>
+                <w:rFonts w:ascii="Calibri" w:hAnsi="Calibri"/>
+                <w:color w:val="1A202C"/>
+                <w:sz w:val="19"/>
+              </w:rPr>
+              <w:t>Inspect #sigPad CSS rules</w:t>
+            </w:r>
+          </w:p>
+        </w:tc>
+        <w:tc>
+          <w:tcPr>
+            <w:tcW w:type="dxa" w:w="2160"/>
+            <w:shd w:val="clear" w:color="auto" w:fill="FFFFFF"/>
+            <w:tcMar>
+              <w:top w:w="100" w:type="dxa"/>
+              <w:bottom w:w="100" w:type="dxa"/>
+              <w:left w:w="140" w:type="dxa"/>
+              <w:right w:w="140" w:type="dxa"/>
+            </w:tcMar>
+          </w:tcPr>
+          <w:p>
+            <w:pPr>
+              <w:spacing w:before="0" w:after="0" w:line="276" w:lineRule="auto"/>
+              <w:jc w:val="left"/>
+            </w:pPr>
+            <w:r>
+              <w:rPr>
+                <w:rFonts w:ascii="Calibri" w:hAnsi="Calibri"/>
+                <w:color w:val="1A202C"/>
+                <w:sz w:val="19"/>
+              </w:rPr>
+              <w:t>touch-action: none prevents viewport scrolling while signing</w:t>
+            </w:r>
+          </w:p>
+        </w:tc>
+        <w:tc>
+          <w:tcPr>
+            <w:tcW w:type="dxa" w:w="1008"/>
+            <w:shd w:val="clear" w:color="auto" w:fill="FFFFFF"/>
+            <w:tcMar>
+              <w:top w:w="100" w:type="dxa"/>
+              <w:bottom w:w="100" w:type="dxa"/>
+              <w:left w:w="140" w:type="dxa"/>
+              <w:right w:w="140" w:type="dxa"/>
+            </w:tcMar>
+          </w:tcPr>
+          <w:p>
+            <w:pPr>
+              <w:spacing w:before="0" w:after="0" w:line="276" w:lineRule="auto"/>
+              <w:jc w:val="left"/>
+            </w:pPr>
+            <w:r>
+              <w:rPr>
+                <w:rFonts w:ascii="Calibri" w:hAnsi="Calibri"/>
+                <w:color w:val="1A202C"/>
+                <w:sz w:val="19"/>
+              </w:rPr>
+              <w:t>Pass</w:t>
+            </w:r>
+          </w:p>
+        </w:tc>
+      </w:tr>
+    </w:tbl>
+    <w:p/>
     <w:p>
       <w:pPr>
         <w:pStyle w:val="Heading2"/>
+        <w:spacing w:before="200" w:after="60"/>
       </w:pPr>
       <w:r>
         <w:rPr>
           <w:rFonts w:ascii="Calibri" w:hAnsi="Calibri"/>
           <w:b/>
           <w:color w:val="2C3E50"/>
-          <w:sz w:val="26"/>
+          <w:sz w:val="25"/>
         </w:rPr>
-        <w:t>7. Conclusion</w:t>
+        <w:t>Review &amp; Viva-Voce Questions with Solutions</w:t>
       </w:r>
     </w:p>
     <w:p>
+      <w:pPr>
+        <w:spacing w:before="0" w:after="90" w:line="276" w:lineRule="auto"/>
+      </w:pPr>
       <w:r>
-        <w:t>Experiment 4 demonstrated the practical application of CSS3 custom properties, Flexbox, CSS Grid, and print media queries to build a scalable front-end design system for the Ledgerly web app.</w:t>
+        <w:rPr>
+          <w:rFonts w:ascii="Calibri" w:hAnsi="Calibri"/>
+          <w:color w:val="1A202C"/>
+          <w:sz w:val="21"/>
+        </w:rPr>
+        <w:t>The following technical review questions assess core understanding of software engineering principles, web runtime behavior, and architecture applied in this experiment:</w:t>
+      </w:r>
+    </w:p>
+    <w:p>
+      <w:pPr>
+        <w:spacing w:before="120" w:after="40" w:line="276" w:lineRule="auto"/>
+      </w:pPr>
+      <w:r>
+        <w:rPr>
+          <w:rFonts w:ascii="Calibri" w:hAnsi="Calibri"/>
+          <w:b/>
+          <w:color w:val="1B4D4B"/>
+          <w:sz w:val="21"/>
+        </w:rPr>
+        <w:t>Q1. What is the difference between CSS Flexbox and CSS Grid?</w:t>
+      </w:r>
+    </w:p>
+    <w:p>
+      <w:pPr>
+        <w:spacing w:before="0" w:after="120" w:line="276" w:lineRule="auto"/>
+      </w:pPr>
+      <w:r>
+        <w:rPr>
+          <w:rFonts w:ascii="Calibri" w:hAnsi="Calibri"/>
+          <w:b/>
+          <w:color w:val="2C3E50"/>
+          <w:sz w:val="20"/>
+        </w:rPr>
+        <w:t xml:space="preserve">Answer: </w:t>
+      </w:r>
+      <w:r>
+        <w:rPr>
+          <w:rFonts w:ascii="Calibri" w:hAnsi="Calibri"/>
+          <w:color w:val="1A202C"/>
+          <w:sz w:val="20"/>
+        </w:rPr>
+        <w:t>Flexbox is a one-dimensional layout model optimized for aligning items along either a row or a column (e.g., toolbars, navbars, item rows). CSS Grid is a two-dimensional layout model designed for complex column-and-row layouts simultaneously (e.g., metric KPI grids, enterprise sheets).</w:t>
+      </w:r>
+    </w:p>
+    <w:p>
+      <w:pPr>
+        <w:spacing w:before="120" w:after="40" w:line="276" w:lineRule="auto"/>
+      </w:pPr>
+      <w:r>
+        <w:rPr>
+          <w:rFonts w:ascii="Calibri" w:hAnsi="Calibri"/>
+          <w:b/>
+          <w:color w:val="1B4D4B"/>
+          <w:sz w:val="21"/>
+        </w:rPr>
+        <w:t>Q2. How do CSS Custom Properties differ from preprocessor variables (Sass/LESS)?</w:t>
+      </w:r>
+    </w:p>
+    <w:p>
+      <w:pPr>
+        <w:spacing w:before="0" w:after="120" w:line="276" w:lineRule="auto"/>
+      </w:pPr>
+      <w:r>
+        <w:rPr>
+          <w:rFonts w:ascii="Calibri" w:hAnsi="Calibri"/>
+          <w:b/>
+          <w:color w:val="2C3E50"/>
+          <w:sz w:val="20"/>
+        </w:rPr>
+        <w:t xml:space="preserve">Answer: </w:t>
+      </w:r>
+      <w:r>
+        <w:rPr>
+          <w:rFonts w:ascii="Calibri" w:hAnsi="Calibri"/>
+          <w:color w:val="1A202C"/>
+          <w:sz w:val="20"/>
+        </w:rPr>
+        <w:t>CSS Custom Properties are native, live, and reactive within the browser DOM. They cascade and inherit down the element tree and can be read or modified dynamically at runtime via JavaScript (e.g., theme toggles), whereas Sass variables compile into static values at build time.</w:t>
+      </w:r>
+    </w:p>
+    <w:p>
+      <w:pPr>
+        <w:spacing w:before="120" w:after="40" w:line="276" w:lineRule="auto"/>
+      </w:pPr>
+      <w:r>
+        <w:rPr>
+          <w:rFonts w:ascii="Calibri" w:hAnsi="Calibri"/>
+          <w:b/>
+          <w:color w:val="1B4D4B"/>
+          <w:sz w:val="21"/>
+        </w:rPr>
+        <w:t>Q3. What does the 'page-break-inside: avoid' property achieve during printing?</w:t>
+      </w:r>
+    </w:p>
+    <w:p>
+      <w:pPr>
+        <w:spacing w:before="0" w:after="120" w:line="276" w:lineRule="auto"/>
+      </w:pPr>
+      <w:r>
+        <w:rPr>
+          <w:rFonts w:ascii="Calibri" w:hAnsi="Calibri"/>
+          <w:b/>
+          <w:color w:val="2C3E50"/>
+          <w:sz w:val="20"/>
+        </w:rPr>
+        <w:t xml:space="preserve">Answer: </w:t>
+      </w:r>
+      <w:r>
+        <w:rPr>
+          <w:rFonts w:ascii="Calibri" w:hAnsi="Calibri"/>
+          <w:color w:val="1A202C"/>
+          <w:sz w:val="20"/>
+        </w:rPr>
+        <w:t>'page-break-inside: avoid' instructs the browser print renderer not to split a table, card, or signature block across two separate physical sheets of paper, ensuring clean and professional printed documents.</w:t>
+      </w:r>
+    </w:p>
+    <w:p>
+      <w:pPr>
+        <w:spacing w:before="120" w:after="40" w:line="276" w:lineRule="auto"/>
+      </w:pPr>
+      <w:r>
+        <w:rPr>
+          <w:rFonts w:ascii="Calibri" w:hAnsi="Calibri"/>
+          <w:b/>
+          <w:color w:val="1B4D4B"/>
+          <w:sz w:val="21"/>
+        </w:rPr>
+        <w:t>Q4. Why is 'touch-action: none' critical for canvas signature pads on mobile devices?</w:t>
+      </w:r>
+    </w:p>
+    <w:p>
+      <w:pPr>
+        <w:spacing w:before="0" w:after="120" w:line="276" w:lineRule="auto"/>
+      </w:pPr>
+      <w:r>
+        <w:rPr>
+          <w:rFonts w:ascii="Calibri" w:hAnsi="Calibri"/>
+          <w:b/>
+          <w:color w:val="2C3E50"/>
+          <w:sz w:val="20"/>
+        </w:rPr>
+        <w:t xml:space="preserve">Answer: </w:t>
+      </w:r>
+      <w:r>
+        <w:rPr>
+          <w:rFonts w:ascii="Calibri" w:hAnsi="Calibri"/>
+          <w:color w:val="1A202C"/>
+          <w:sz w:val="20"/>
+        </w:rPr>
+        <w:t>By default, touch events on mobile devices trigger viewport panning, pinch-to-zoom, and scrolling. Setting 'touch-action: none' instructs the browser engine to disable default gesture handling, delegating touch coordinates directly to JavaScript canvas event listeners.</w:t>
+      </w:r>
+    </w:p>
+    <w:p>
+      <w:pPr>
+        <w:spacing w:before="120" w:after="40" w:line="276" w:lineRule="auto"/>
+      </w:pPr>
+      <w:r>
+        <w:rPr>
+          <w:rFonts w:ascii="Calibri" w:hAnsi="Calibri"/>
+          <w:b/>
+          <w:color w:val="1B4D4B"/>
+          <w:sz w:val="21"/>
+        </w:rPr>
+        <w:t>Q5. Explain the purpose of the 'rem' unit in responsive typography.</w:t>
+      </w:r>
+    </w:p>
+    <w:p>
+      <w:pPr>
+        <w:spacing w:before="0" w:after="120" w:line="276" w:lineRule="auto"/>
+      </w:pPr>
+      <w:r>
+        <w:rPr>
+          <w:rFonts w:ascii="Calibri" w:hAnsi="Calibri"/>
+          <w:b/>
+          <w:color w:val="2C3E50"/>
+          <w:sz w:val="20"/>
+        </w:rPr>
+        <w:t xml:space="preserve">Answer: </w:t>
+      </w:r>
+      <w:r>
+        <w:rPr>
+          <w:rFonts w:ascii="Calibri" w:hAnsi="Calibri"/>
+          <w:color w:val="1A202C"/>
+          <w:sz w:val="20"/>
+        </w:rPr>
+        <w:t>The 'rem' (root em) unit is relative to the root &lt;html&gt; font-size (typically 16px). Using rem ensures that all typography scales proportionally if a user adjusts their browser default font size for accessibility, unlike hardcoded 'px' units.</w:t>
+      </w:r>
+    </w:p>
+    <w:p>
+      <w:pPr>
+        <w:pStyle w:val="Heading2"/>
+        <w:spacing w:before="200" w:after="60"/>
+      </w:pPr>
+      <w:r>
+        <w:rPr>
+          <w:rFonts w:ascii="Calibri" w:hAnsi="Calibri"/>
+          <w:b/>
+          <w:color w:val="2C3E50"/>
+          <w:sz w:val="25"/>
+        </w:rPr>
+        <w:t>Conclusion &amp; Learning Outcomes</w:t>
+      </w:r>
+    </w:p>
+    <w:p>
+      <w:pPr>
+        <w:spacing w:before="0" w:after="90" w:line="276" w:lineRule="auto"/>
+      </w:pPr>
+      <w:r>
+        <w:rPr>
+          <w:rFonts w:ascii="Calibri" w:hAnsi="Calibri"/>
+          <w:color w:val="1A202C"/>
+          <w:sz w:val="21"/>
+        </w:rPr>
+        <w:t>Experiment 4 implemented a robust, tokenized CSS3 styling architecture for Ledgerly. The combination of CSS custom properties, responsive breakpoints, mobile off-canvas navigation, and print stylesheets guarantees a polished user experience across all screen sizes and physical print media.</w:t>
       </w:r>
     </w:p>
     <w:sectPr>
+      <w:headerReference w:type="default" r:id="rId9"/>
+      <w:footerReference w:type="default" r:id="rId10"/>
       <w:pgSz w:w="12240" w:h="15840"/>
-      <w:pgMar w:top="1440" w:right="1800" w:bottom="1440" w:left="1800" w:header="720" w:footer="720" w:gutter="0"/>
+      <w:pgMar w:top="1440" w:right="1440" w:bottom="1440" w:left="1440" w:header="720" w:footer="720" w:gutter="0"/>
       <w:cols w:space="720"/>
       <w:docGrid w:linePitch="360"/>
     </w:sectPr>
   </w:body>
 </w:document>
+</file>
+
+<file path=word/footer1.xml><?xml version="1.0" encoding="utf-8"?>
+<w:ftr xmlns:m="http://schemas.openxmlformats.org/officeDocument/2006/math" xmlns:mc="http://schemas.openxmlformats.org/markup-compatibility/2006" xmlns:mo="http://schemas.microsoft.com/office/mac/office/2008/main" xmlns:mv="urn:schemas-microsoft-com:mac:vml" xmlns:o="urn:schemas-microsoft-com:office:office" xmlns:r="http://schemas.openxmlformats.org/officeDocument/2006/relationships" xmlns:v="urn:schemas-microsoft-com:vml" xmlns:w10="urn:schemas-microsoft-com:office:word" xmlns:w14="http://schemas.microsoft.com/office/word/2010/wordml" xmlns:w="http://schemas.openxmlformats.org/wordprocessingml/2006/main" xmlns:wne="http://schemas.microsoft.com/office/word/2006/wordml" xmlns:wp14="http://schemas.microsoft.com/office/word/2010/wordprocessingDrawing" xmlns:wp="http://schemas.openxmlformats.org/drawingml/2006/wordprocessingDrawing" xmlns:wpc="http://schemas.microsoft.com/office/word/2010/wordprocessingCanvas" xmlns:wpg="http://schemas.microsoft.com/office/word/2010/wordprocessingGroup" xmlns:wpi="http://schemas.microsoft.com/office/word/2010/wordprocessingInk" xmlns:wps="http://schemas.microsoft.com/office/word/2010/wordprocessingShape" mc:Ignorable="w14 wp14">
+  <w:p>
+    <w:pPr>
+      <w:pStyle w:val="Footer"/>
+      <w:jc w:val="both"/>
+    </w:pPr>
+    <w:r>
+      <w:rPr>
+        <w:rFonts w:ascii="Calibri" w:hAnsi="Calibri"/>
+        <w:color w:val="718096"/>
+        <w:sz w:val="17"/>
+      </w:rPr>
+      <w:t>Project Case Study: Ledgerly PWA</w:t>
+      <w:tab/>
+      <w:tab/>
+      <w:t>Academic Year 2026-27</w:t>
+    </w:r>
+  </w:p>
+</w:ftr>
+</file>
+
+<file path=word/header1.xml><?xml version="1.0" encoding="utf-8"?>
+<w:hdr xmlns:m="http://schemas.openxmlformats.org/officeDocument/2006/math" xmlns:mc="http://schemas.openxmlformats.org/markup-compatibility/2006" xmlns:mo="http://schemas.microsoft.com/office/mac/office/2008/main" xmlns:mv="urn:schemas-microsoft-com:mac:vml" xmlns:o="urn:schemas-microsoft-com:office:office" xmlns:r="http://schemas.openxmlformats.org/officeDocument/2006/relationships" xmlns:v="urn:schemas-microsoft-com:vml" xmlns:w10="urn:schemas-microsoft-com:office:word" xmlns:w14="http://schemas.microsoft.com/office/word/2010/wordml" xmlns:w="http://schemas.openxmlformats.org/wordprocessingml/2006/main" xmlns:wne="http://schemas.microsoft.com/office/word/2006/wordml" xmlns:wp14="http://schemas.microsoft.com/office/word/2010/wordprocessingDrawing" xmlns:wp="http://schemas.openxmlformats.org/drawingml/2006/wordprocessingDrawing" xmlns:wpc="http://schemas.microsoft.com/office/word/2010/wordprocessingCanvas" xmlns:wpg="http://schemas.microsoft.com/office/word/2010/wordprocessingGroup" xmlns:wpi="http://schemas.microsoft.com/office/word/2010/wordprocessingInk" xmlns:wps="http://schemas.microsoft.com/office/word/2010/wordprocessingShape" mc:Ignorable="w14 wp14">
+  <w:p>
+    <w:pPr>
+      <w:pStyle w:val="Header"/>
+      <w:jc w:val="right"/>
+    </w:pPr>
+    <w:r>
+      <w:rPr>
+        <w:rFonts w:ascii="Calibri" w:hAnsi="Calibri"/>
+        <w:color w:val="718096"/>
+        <w:sz w:val="17"/>
+      </w:rPr>
+      <w:t>Department of Computer Engineering  |  WDL Lab (CMPN Div C)</w:t>
+    </w:r>
+  </w:p>
+</w:hdr>
 </file>
 
 <file path=word/numbering.xml><?xml version="1.0" encoding="utf-8"?>
